--- a/deliverables/Границы WBS и решения - pulse!.docx
+++ b/deliverables/Границы WBS и решения - pulse!.docx
@@ -20,7 +20,7 @@
         <w:pStyle w:val="Heading1"/>
       </w:pPr>
       <w:r>
-        <w:t>1. Scope / Out of Scope</w:t>
+        <w:t>1. Границы проекта (Scope)</w:t>
       </w:r>
     </w:p>
     <w:tbl>
@@ -52,7 +52,7 @@
                 <w:b/>
                 <w:sz w:val="16"/>
               </w:rPr>
-              <w:t>Scope - делаем</w:t>
+              <w:t>Делаем в MVP</w:t>
             </w:r>
           </w:p>
         </w:tc>
@@ -70,7 +70,7 @@
                 <w:b/>
                 <w:sz w:val="16"/>
               </w:rPr>
-              <w:t>Out of Scope - не делаем сейчас</w:t>
+              <w:t>Не делаем сейчас</w:t>
             </w:r>
           </w:p>
         </w:tc>
@@ -106,7 +106,7 @@
                 <w:rFonts w:ascii="Calibri" w:hAnsi="Calibri"/>
                 <w:sz w:val="16"/>
               </w:rPr>
-              <w:t>Другие режимы osu! и полная таксономия скиллсетов без проверки признаков.</w:t>
+              <w:t>Другие режимы osu! и большой список навыков, которые мы пока не можем надежно оценить.</w:t>
             </w:r>
           </w:p>
         </w:tc>
@@ -233,7 +233,7 @@
                 <w:rFonts w:ascii="Calibri" w:hAnsi="Calibri"/>
                 <w:sz w:val="16"/>
               </w:rPr>
-              <w:t>При нехватке данных показывается предварительная оценка. Модель сравнивается с простым baseline на новых попытках.</w:t>
+              <w:t>При нехватке данных показывается предварительная оценка. Модель сравнивается с простым расчетом по прошлым играм на новых попытках.</w:t>
             </w:r>
           </w:p>
         </w:tc>
@@ -303,12 +303,12 @@
         <w:pStyle w:val="Heading1"/>
       </w:pPr>
       <w:r>
-        <w:t>2. WBS - 6 блоков, 20 задач и 5 вех</w:t>
+        <w:t>2. План работ (WBS): 6 блоков, 20 задач и 5 вех</w:t>
       </w:r>
     </w:p>
     <w:p>
       <w:r>
-        <w:t>Работы перечислены по результатам. Длительность - рабочие дни, 1 рабочий день = 8 часов календарной занятости задачи. Это не оценка человеко-часов; доступность команды уточняется.</w:t>
+        <w:t>WBS - список всех работ по блокам. Веха - контрольная точка без длительности. Один рабочий день в плане равен 8 часам; это длительность задачи, а не количество часов одного человека.</w:t>
       </w:r>
     </w:p>
     <w:tbl>
@@ -1648,7 +1648,7 @@
                 <w:rFonts w:ascii="Calibri" w:hAnsi="Calibri"/>
                 <w:sz w:val="16"/>
               </w:rPr>
-              <w:t>Построить baseline профиля навыков</w:t>
+              <w:t>Построить начальную оценку навыков</w:t>
             </w:r>
           </w:p>
         </w:tc>
@@ -1856,7 +1856,7 @@
                 <w:rFonts w:ascii="Calibri" w:hAnsi="Calibri"/>
                 <w:sz w:val="16"/>
               </w:rPr>
-              <w:t>Обучить и проверить модель pass</w:t>
+              <w:t>Обучить и проверить прогноз прохождения</w:t>
             </w:r>
           </w:p>
         </w:tc>
@@ -1873,7 +1873,7 @@
                 <w:rFonts w:ascii="Calibri" w:hAnsi="Calibri"/>
                 <w:sz w:val="16"/>
               </w:rPr>
-              <w:t>Brier и baseline</w:t>
+              <w:t>Brier score и сравнение</w:t>
             </w:r>
           </w:p>
         </w:tc>
@@ -1960,7 +1960,7 @@
                 <w:rFonts w:ascii="Calibri" w:hAnsi="Calibri"/>
                 <w:sz w:val="16"/>
               </w:rPr>
-              <w:t>Обучить и проверить модель accuracy</w:t>
+              <w:t>Обучить и проверить прогноз точности</w:t>
             </w:r>
           </w:p>
         </w:tc>
@@ -1977,7 +1977,7 @@
                 <w:rFonts w:ascii="Calibri" w:hAnsi="Calibri"/>
                 <w:sz w:val="16"/>
               </w:rPr>
-              <w:t>MAE и baseline</w:t>
+              <w:t>MAE и сравнение</w:t>
             </w:r>
           </w:p>
         </w:tc>
@@ -2168,7 +2168,7 @@
                 <w:rFonts w:ascii="Calibri" w:hAnsi="Calibri"/>
                 <w:sz w:val="16"/>
               </w:rPr>
-              <w:t>Связать оценки, модели и fallback</w:t>
+              <w:t>Связать оценки и модели с приложением</w:t>
             </w:r>
           </w:p>
         </w:tc>
@@ -3315,7 +3315,7 @@
                 <w:rFonts w:ascii="Calibri" w:hAnsi="Calibri"/>
                 <w:sz w:val="16"/>
               </w:rPr>
-              <w:t>Две модели сравнивать с простыми baseline; при слабом результате оставить предварительную оценку.</w:t>
+              <w:t>Две модели сравнивать с простыми оценками по прошлым играм; при слабом результате оставить предварительную оценку.</w:t>
             </w:r>
           </w:p>
         </w:tc>
@@ -3349,7 +3349,7 @@
                 <w:rFonts w:ascii="Calibri" w:hAnsi="Calibri"/>
                 <w:sz w:val="16"/>
               </w:rPr>
-              <w:t>В ТЗ нужны метрики и fallback. Рабочее решение.</w:t>
+              <w:t>В ТЗ нужны метрики и запасной способ расчета. Рабочее решение.</w:t>
             </w:r>
           </w:p>
         </w:tc>
@@ -3428,7 +3428,7 @@
     <w:p/>
     <w:p>
       <w:r>
-        <w:t>Правило обновления: после решения команды менять статус, дату и связанные требования. Если заказчик меняет Scope, пересчитывать WBS, календарь и RACI.</w:t>
+        <w:t>Если меняются границы проекта, нужно обновить список работ, сроки, ответственных и связанные требования.</w:t>
       </w:r>
     </w:p>
     <w:sectPr>

--- a/deliverables/Границы WBS и решения - pulse!.docx
+++ b/deliverables/Границы WBS и решения - pulse!.docx
@@ -7,7 +7,7 @@
         <w:pStyle w:val="Title"/>
       </w:pPr>
       <w:r>
-        <w:t>Границы, WBS и журнал решений</w:t>
+        <w:t>Границы, WBS, RACI и журнал решений</w:t>
       </w:r>
     </w:p>
     <w:p>
@@ -319,12 +319,13 @@
         <w:tblLook w:firstColumn="1" w:firstRow="1" w:lastColumn="0" w:lastRow="0" w:noHBand="0" w:noVBand="1" w:val="04A0"/>
       </w:tblPr>
       <w:tblGrid>
-        <w:gridCol w:w="2466"/>
-        <w:gridCol w:w="2466"/>
-        <w:gridCol w:w="2466"/>
-        <w:gridCol w:w="2466"/>
-        <w:gridCol w:w="2466"/>
-        <w:gridCol w:w="2466"/>
+        <w:gridCol w:w="2114"/>
+        <w:gridCol w:w="2114"/>
+        <w:gridCol w:w="2114"/>
+        <w:gridCol w:w="2114"/>
+        <w:gridCol w:w="2114"/>
+        <w:gridCol w:w="2114"/>
+        <w:gridCol w:w="2114"/>
       </w:tblGrid>
       <w:tr>
         <w:trPr>
@@ -332,7 +333,7 @@
         </w:trPr>
         <w:tc>
           <w:tcPr>
-            <w:tcW w:type="dxa" w:w="2466"/>
+            <w:tcW w:type="dxa" w:w="2114"/>
           </w:tcPr>
           <w:p>
             <w:pPr>
@@ -350,7 +351,7 @@
         </w:tc>
         <w:tc>
           <w:tcPr>
-            <w:tcW w:type="dxa" w:w="2466"/>
+            <w:tcW w:type="dxa" w:w="2114"/>
           </w:tcPr>
           <w:p>
             <w:pPr>
@@ -368,7 +369,7 @@
         </w:tc>
         <w:tc>
           <w:tcPr>
-            <w:tcW w:type="dxa" w:w="2466"/>
+            <w:tcW w:type="dxa" w:w="2114"/>
           </w:tcPr>
           <w:p>
             <w:pPr>
@@ -386,7 +387,7 @@
         </w:tc>
         <w:tc>
           <w:tcPr>
-            <w:tcW w:type="dxa" w:w="2466"/>
+            <w:tcW w:type="dxa" w:w="2114"/>
           </w:tcPr>
           <w:p>
             <w:pPr>
@@ -404,7 +405,7 @@
         </w:tc>
         <w:tc>
           <w:tcPr>
-            <w:tcW w:type="dxa" w:w="2466"/>
+            <w:tcW w:type="dxa" w:w="2114"/>
           </w:tcPr>
           <w:p>
             <w:pPr>
@@ -422,7 +423,7 @@
         </w:tc>
         <w:tc>
           <w:tcPr>
-            <w:tcW w:type="dxa" w:w="2466"/>
+            <w:tcW w:type="dxa" w:w="2114"/>
           </w:tcPr>
           <w:p>
             <w:pPr>
@@ -434,6 +435,24 @@
                 <w:b/>
                 <w:sz w:val="16"/>
               </w:rPr>
+              <w:t>Ответственная роль</w:t>
+            </w:r>
+          </w:p>
+        </w:tc>
+        <w:tc>
+          <w:tcPr>
+            <w:tcW w:type="dxa" w:w="2114"/>
+          </w:tcPr>
+          <w:p>
+            <w:pPr>
+              <w:spacing w:after="40"/>
+            </w:pPr>
+            <w:r>
+              <w:rPr>
+                <w:rFonts w:ascii="Calibri" w:hAnsi="Calibri"/>
+                <w:b/>
+                <w:sz w:val="16"/>
+              </w:rPr>
               <w:t>Готово, когда</w:t>
             </w:r>
           </w:p>
@@ -442,7 +461,7 @@
       <w:tr>
         <w:tc>
           <w:tcPr>
-            <w:tcW w:type="dxa" w:w="2466"/>
+            <w:tcW w:type="dxa" w:w="2114"/>
           </w:tcPr>
           <w:p>
             <w:pPr>
@@ -459,7 +478,7 @@
         </w:tc>
         <w:tc>
           <w:tcPr>
-            <w:tcW w:type="dxa" w:w="2466"/>
+            <w:tcW w:type="dxa" w:w="2114"/>
           </w:tcPr>
           <w:p>
             <w:pPr>
@@ -476,7 +495,7 @@
         </w:tc>
         <w:tc>
           <w:tcPr>
-            <w:tcW w:type="dxa" w:w="2466"/>
+            <w:tcW w:type="dxa" w:w="2114"/>
           </w:tcPr>
           <w:p>
             <w:pPr>
@@ -493,7 +512,7 @@
         </w:tc>
         <w:tc>
           <w:tcPr>
-            <w:tcW w:type="dxa" w:w="2466"/>
+            <w:tcW w:type="dxa" w:w="2114"/>
           </w:tcPr>
           <w:p>
             <w:pPr>
@@ -510,7 +529,7 @@
         </w:tc>
         <w:tc>
           <w:tcPr>
-            <w:tcW w:type="dxa" w:w="2466"/>
+            <w:tcW w:type="dxa" w:w="2114"/>
           </w:tcPr>
           <w:p>
             <w:pPr>
@@ -527,7 +546,24 @@
         </w:tc>
         <w:tc>
           <w:tcPr>
-            <w:tcW w:type="dxa" w:w="2466"/>
+            <w:tcW w:type="dxa" w:w="2114"/>
+          </w:tcPr>
+          <w:p>
+            <w:pPr>
+              <w:spacing w:after="40"/>
+            </w:pPr>
+            <w:r>
+              <w:rPr>
+                <w:rFonts w:ascii="Calibri" w:hAnsi="Calibri"/>
+                <w:sz w:val="16"/>
+              </w:rPr>
+              <w:t>Заказчик / руководитель</w:t>
+            </w:r>
+          </w:p>
+        </w:tc>
+        <w:tc>
+          <w:tcPr>
+            <w:tcW w:type="dxa" w:w="2114"/>
           </w:tcPr>
           <w:p>
             <w:pPr>
@@ -546,7 +582,7 @@
       <w:tr>
         <w:tc>
           <w:tcPr>
-            <w:tcW w:type="dxa" w:w="2466"/>
+            <w:tcW w:type="dxa" w:w="2114"/>
           </w:tcPr>
           <w:p>
             <w:pPr>
@@ -563,7 +599,7 @@
         </w:tc>
         <w:tc>
           <w:tcPr>
-            <w:tcW w:type="dxa" w:w="2466"/>
+            <w:tcW w:type="dxa" w:w="2114"/>
           </w:tcPr>
           <w:p>
             <w:pPr>
@@ -580,7 +616,7 @@
         </w:tc>
         <w:tc>
           <w:tcPr>
-            <w:tcW w:type="dxa" w:w="2466"/>
+            <w:tcW w:type="dxa" w:w="2114"/>
           </w:tcPr>
           <w:p>
             <w:pPr>
@@ -597,7 +633,7 @@
         </w:tc>
         <w:tc>
           <w:tcPr>
-            <w:tcW w:type="dxa" w:w="2466"/>
+            <w:tcW w:type="dxa" w:w="2114"/>
           </w:tcPr>
           <w:p>
             <w:pPr>
@@ -614,7 +650,7 @@
         </w:tc>
         <w:tc>
           <w:tcPr>
-            <w:tcW w:type="dxa" w:w="2466"/>
+            <w:tcW w:type="dxa" w:w="2114"/>
           </w:tcPr>
           <w:p>
             <w:pPr>
@@ -631,7 +667,24 @@
         </w:tc>
         <w:tc>
           <w:tcPr>
-            <w:tcW w:type="dxa" w:w="2466"/>
+            <w:tcW w:type="dxa" w:w="2114"/>
+          </w:tcPr>
+          <w:p>
+            <w:pPr>
+              <w:spacing w:after="40"/>
+            </w:pPr>
+            <w:r>
+              <w:rPr>
+                <w:rFonts w:ascii="Calibri" w:hAnsi="Calibri"/>
+                <w:sz w:val="16"/>
+              </w:rPr>
+              <w:t>Заказчик / руководитель</w:t>
+            </w:r>
+          </w:p>
+        </w:tc>
+        <w:tc>
+          <w:tcPr>
+            <w:tcW w:type="dxa" w:w="2114"/>
           </w:tcPr>
           <w:p>
             <w:pPr>
@@ -650,7 +703,7 @@
       <w:tr>
         <w:tc>
           <w:tcPr>
-            <w:tcW w:type="dxa" w:w="2466"/>
+            <w:tcW w:type="dxa" w:w="2114"/>
           </w:tcPr>
           <w:p>
             <w:pPr>
@@ -667,7 +720,7 @@
         </w:tc>
         <w:tc>
           <w:tcPr>
-            <w:tcW w:type="dxa" w:w="2466"/>
+            <w:tcW w:type="dxa" w:w="2114"/>
           </w:tcPr>
           <w:p>
             <w:pPr>
@@ -684,7 +737,7 @@
         </w:tc>
         <w:tc>
           <w:tcPr>
-            <w:tcW w:type="dxa" w:w="2466"/>
+            <w:tcW w:type="dxa" w:w="2114"/>
           </w:tcPr>
           <w:p>
             <w:pPr>
@@ -701,7 +754,7 @@
         </w:tc>
         <w:tc>
           <w:tcPr>
-            <w:tcW w:type="dxa" w:w="2466"/>
+            <w:tcW w:type="dxa" w:w="2114"/>
           </w:tcPr>
           <w:p>
             <w:pPr>
@@ -718,7 +771,7 @@
         </w:tc>
         <w:tc>
           <w:tcPr>
-            <w:tcW w:type="dxa" w:w="2466"/>
+            <w:tcW w:type="dxa" w:w="2114"/>
           </w:tcPr>
           <w:p>
             <w:pPr>
@@ -735,7 +788,24 @@
         </w:tc>
         <w:tc>
           <w:tcPr>
-            <w:tcW w:type="dxa" w:w="2466"/>
+            <w:tcW w:type="dxa" w:w="2114"/>
+          </w:tcPr>
+          <w:p>
+            <w:pPr>
+              <w:spacing w:after="40"/>
+            </w:pPr>
+            <w:r>
+              <w:rPr>
+                <w:rFonts w:ascii="Calibri" w:hAnsi="Calibri"/>
+                <w:sz w:val="16"/>
+              </w:rPr>
+              <w:t>Заказчик / руководитель</w:t>
+            </w:r>
+          </w:p>
+        </w:tc>
+        <w:tc>
+          <w:tcPr>
+            <w:tcW w:type="dxa" w:w="2114"/>
           </w:tcPr>
           <w:p>
             <w:pPr>
@@ -754,7 +824,7 @@
       <w:tr>
         <w:tc>
           <w:tcPr>
-            <w:tcW w:type="dxa" w:w="2466"/>
+            <w:tcW w:type="dxa" w:w="2114"/>
           </w:tcPr>
           <w:p>
             <w:pPr>
@@ -771,7 +841,7 @@
         </w:tc>
         <w:tc>
           <w:tcPr>
-            <w:tcW w:type="dxa" w:w="2466"/>
+            <w:tcW w:type="dxa" w:w="2114"/>
           </w:tcPr>
           <w:p>
             <w:pPr>
@@ -788,7 +858,7 @@
         </w:tc>
         <w:tc>
           <w:tcPr>
-            <w:tcW w:type="dxa" w:w="2466"/>
+            <w:tcW w:type="dxa" w:w="2114"/>
           </w:tcPr>
           <w:p>
             <w:pPr>
@@ -805,7 +875,7 @@
         </w:tc>
         <w:tc>
           <w:tcPr>
-            <w:tcW w:type="dxa" w:w="2466"/>
+            <w:tcW w:type="dxa" w:w="2114"/>
           </w:tcPr>
           <w:p>
             <w:pPr>
@@ -822,7 +892,7 @@
         </w:tc>
         <w:tc>
           <w:tcPr>
-            <w:tcW w:type="dxa" w:w="2466"/>
+            <w:tcW w:type="dxa" w:w="2114"/>
           </w:tcPr>
           <w:p>
             <w:pPr>
@@ -839,7 +909,24 @@
         </w:tc>
         <w:tc>
           <w:tcPr>
-            <w:tcW w:type="dxa" w:w="2466"/>
+            <w:tcW w:type="dxa" w:w="2114"/>
+          </w:tcPr>
+          <w:p>
+            <w:pPr>
+              <w:spacing w:after="40"/>
+            </w:pPr>
+            <w:r>
+              <w:rPr>
+                <w:rFonts w:ascii="Calibri" w:hAnsi="Calibri"/>
+                <w:sz w:val="16"/>
+              </w:rPr>
+              <w:t>Заказчик / руководитель</w:t>
+            </w:r>
+          </w:p>
+        </w:tc>
+        <w:tc>
+          <w:tcPr>
+            <w:tcW w:type="dxa" w:w="2114"/>
           </w:tcPr>
           <w:p>
             <w:pPr>
@@ -858,7 +945,7 @@
       <w:tr>
         <w:tc>
           <w:tcPr>
-            <w:tcW w:type="dxa" w:w="2466"/>
+            <w:tcW w:type="dxa" w:w="2114"/>
           </w:tcPr>
           <w:p>
             <w:pPr>
@@ -875,7 +962,7 @@
         </w:tc>
         <w:tc>
           <w:tcPr>
-            <w:tcW w:type="dxa" w:w="2466"/>
+            <w:tcW w:type="dxa" w:w="2114"/>
           </w:tcPr>
           <w:p>
             <w:pPr>
@@ -892,7 +979,7 @@
         </w:tc>
         <w:tc>
           <w:tcPr>
-            <w:tcW w:type="dxa" w:w="2466"/>
+            <w:tcW w:type="dxa" w:w="2114"/>
           </w:tcPr>
           <w:p>
             <w:pPr>
@@ -909,7 +996,7 @@
         </w:tc>
         <w:tc>
           <w:tcPr>
-            <w:tcW w:type="dxa" w:w="2466"/>
+            <w:tcW w:type="dxa" w:w="2114"/>
           </w:tcPr>
           <w:p>
             <w:pPr>
@@ -926,7 +1013,7 @@
         </w:tc>
         <w:tc>
           <w:tcPr>
-            <w:tcW w:type="dxa" w:w="2466"/>
+            <w:tcW w:type="dxa" w:w="2114"/>
           </w:tcPr>
           <w:p>
             <w:pPr>
@@ -943,7 +1030,24 @@
         </w:tc>
         <w:tc>
           <w:tcPr>
-            <w:tcW w:type="dxa" w:w="2466"/>
+            <w:tcW w:type="dxa" w:w="2114"/>
+          </w:tcPr>
+          <w:p>
+            <w:pPr>
+              <w:spacing w:after="40"/>
+            </w:pPr>
+            <w:r>
+              <w:rPr>
+                <w:rFonts w:ascii="Calibri" w:hAnsi="Calibri"/>
+                <w:sz w:val="16"/>
+              </w:rPr>
+              <w:t>Разработка</w:t>
+            </w:r>
+          </w:p>
+        </w:tc>
+        <w:tc>
+          <w:tcPr>
+            <w:tcW w:type="dxa" w:w="2114"/>
           </w:tcPr>
           <w:p>
             <w:pPr>
@@ -962,7 +1066,7 @@
       <w:tr>
         <w:tc>
           <w:tcPr>
-            <w:tcW w:type="dxa" w:w="2466"/>
+            <w:tcW w:type="dxa" w:w="2114"/>
           </w:tcPr>
           <w:p>
             <w:pPr>
@@ -979,7 +1083,7 @@
         </w:tc>
         <w:tc>
           <w:tcPr>
-            <w:tcW w:type="dxa" w:w="2466"/>
+            <w:tcW w:type="dxa" w:w="2114"/>
           </w:tcPr>
           <w:p>
             <w:pPr>
@@ -996,7 +1100,7 @@
         </w:tc>
         <w:tc>
           <w:tcPr>
-            <w:tcW w:type="dxa" w:w="2466"/>
+            <w:tcW w:type="dxa" w:w="2114"/>
           </w:tcPr>
           <w:p>
             <w:pPr>
@@ -1013,7 +1117,7 @@
         </w:tc>
         <w:tc>
           <w:tcPr>
-            <w:tcW w:type="dxa" w:w="2466"/>
+            <w:tcW w:type="dxa" w:w="2114"/>
           </w:tcPr>
           <w:p>
             <w:pPr>
@@ -1030,7 +1134,7 @@
         </w:tc>
         <w:tc>
           <w:tcPr>
-            <w:tcW w:type="dxa" w:w="2466"/>
+            <w:tcW w:type="dxa" w:w="2114"/>
           </w:tcPr>
           <w:p>
             <w:pPr>
@@ -1047,7 +1151,24 @@
         </w:tc>
         <w:tc>
           <w:tcPr>
-            <w:tcW w:type="dxa" w:w="2466"/>
+            <w:tcW w:type="dxa" w:w="2114"/>
+          </w:tcPr>
+          <w:p>
+            <w:pPr>
+              <w:spacing w:after="40"/>
+            </w:pPr>
+            <w:r>
+              <w:rPr>
+                <w:rFonts w:ascii="Calibri" w:hAnsi="Calibri"/>
+                <w:sz w:val="16"/>
+              </w:rPr>
+              <w:t>Тесты и документы</w:t>
+            </w:r>
+          </w:p>
+        </w:tc>
+        <w:tc>
+          <w:tcPr>
+            <w:tcW w:type="dxa" w:w="2114"/>
           </w:tcPr>
           <w:p>
             <w:pPr>
@@ -1066,7 +1187,7 @@
       <w:tr>
         <w:tc>
           <w:tcPr>
-            <w:tcW w:type="dxa" w:w="2466"/>
+            <w:tcW w:type="dxa" w:w="2114"/>
           </w:tcPr>
           <w:p>
             <w:pPr>
@@ -1083,7 +1204,7 @@
         </w:tc>
         <w:tc>
           <w:tcPr>
-            <w:tcW w:type="dxa" w:w="2466"/>
+            <w:tcW w:type="dxa" w:w="2114"/>
           </w:tcPr>
           <w:p>
             <w:pPr>
@@ -1100,7 +1221,7 @@
         </w:tc>
         <w:tc>
           <w:tcPr>
-            <w:tcW w:type="dxa" w:w="2466"/>
+            <w:tcW w:type="dxa" w:w="2114"/>
           </w:tcPr>
           <w:p>
             <w:pPr>
@@ -1117,7 +1238,7 @@
         </w:tc>
         <w:tc>
           <w:tcPr>
-            <w:tcW w:type="dxa" w:w="2466"/>
+            <w:tcW w:type="dxa" w:w="2114"/>
           </w:tcPr>
           <w:p>
             <w:pPr>
@@ -1134,7 +1255,7 @@
         </w:tc>
         <w:tc>
           <w:tcPr>
-            <w:tcW w:type="dxa" w:w="2466"/>
+            <w:tcW w:type="dxa" w:w="2114"/>
           </w:tcPr>
           <w:p>
             <w:pPr>
@@ -1151,7 +1272,24 @@
         </w:tc>
         <w:tc>
           <w:tcPr>
-            <w:tcW w:type="dxa" w:w="2466"/>
+            <w:tcW w:type="dxa" w:w="2114"/>
+          </w:tcPr>
+          <w:p>
+            <w:pPr>
+              <w:spacing w:after="40"/>
+            </w:pPr>
+            <w:r>
+              <w:rPr>
+                <w:rFonts w:ascii="Calibri" w:hAnsi="Calibri"/>
+                <w:sz w:val="16"/>
+              </w:rPr>
+              <w:t>Заказчик / руководитель</w:t>
+            </w:r>
+          </w:p>
+        </w:tc>
+        <w:tc>
+          <w:tcPr>
+            <w:tcW w:type="dxa" w:w="2114"/>
           </w:tcPr>
           <w:p>
             <w:pPr>
@@ -1170,7 +1308,7 @@
       <w:tr>
         <w:tc>
           <w:tcPr>
-            <w:tcW w:type="dxa" w:w="2466"/>
+            <w:tcW w:type="dxa" w:w="2114"/>
           </w:tcPr>
           <w:p>
             <w:pPr>
@@ -1187,7 +1325,7 @@
         </w:tc>
         <w:tc>
           <w:tcPr>
-            <w:tcW w:type="dxa" w:w="2466"/>
+            <w:tcW w:type="dxa" w:w="2114"/>
           </w:tcPr>
           <w:p>
             <w:pPr>
@@ -1204,7 +1342,7 @@
         </w:tc>
         <w:tc>
           <w:tcPr>
-            <w:tcW w:type="dxa" w:w="2466"/>
+            <w:tcW w:type="dxa" w:w="2114"/>
           </w:tcPr>
           <w:p>
             <w:pPr>
@@ -1221,7 +1359,7 @@
         </w:tc>
         <w:tc>
           <w:tcPr>
-            <w:tcW w:type="dxa" w:w="2466"/>
+            <w:tcW w:type="dxa" w:w="2114"/>
           </w:tcPr>
           <w:p>
             <w:pPr>
@@ -1238,7 +1376,7 @@
         </w:tc>
         <w:tc>
           <w:tcPr>
-            <w:tcW w:type="dxa" w:w="2466"/>
+            <w:tcW w:type="dxa" w:w="2114"/>
           </w:tcPr>
           <w:p>
             <w:pPr>
@@ -1255,7 +1393,24 @@
         </w:tc>
         <w:tc>
           <w:tcPr>
-            <w:tcW w:type="dxa" w:w="2466"/>
+            <w:tcW w:type="dxa" w:w="2114"/>
+          </w:tcPr>
+          <w:p>
+            <w:pPr>
+              <w:spacing w:after="40"/>
+            </w:pPr>
+            <w:r>
+              <w:rPr>
+                <w:rFonts w:ascii="Calibri" w:hAnsi="Calibri"/>
+                <w:sz w:val="16"/>
+              </w:rPr>
+              <w:t>Тесты и документы</w:t>
+            </w:r>
+          </w:p>
+        </w:tc>
+        <w:tc>
+          <w:tcPr>
+            <w:tcW w:type="dxa" w:w="2114"/>
           </w:tcPr>
           <w:p>
             <w:pPr>
@@ -1274,7 +1429,7 @@
       <w:tr>
         <w:tc>
           <w:tcPr>
-            <w:tcW w:type="dxa" w:w="2466"/>
+            <w:tcW w:type="dxa" w:w="2114"/>
           </w:tcPr>
           <w:p>
             <w:pPr>
@@ -1291,7 +1446,7 @@
         </w:tc>
         <w:tc>
           <w:tcPr>
-            <w:tcW w:type="dxa" w:w="2466"/>
+            <w:tcW w:type="dxa" w:w="2114"/>
           </w:tcPr>
           <w:p>
             <w:pPr>
@@ -1308,7 +1463,7 @@
         </w:tc>
         <w:tc>
           <w:tcPr>
-            <w:tcW w:type="dxa" w:w="2466"/>
+            <w:tcW w:type="dxa" w:w="2114"/>
           </w:tcPr>
           <w:p>
             <w:pPr>
@@ -1325,7 +1480,7 @@
         </w:tc>
         <w:tc>
           <w:tcPr>
-            <w:tcW w:type="dxa" w:w="2466"/>
+            <w:tcW w:type="dxa" w:w="2114"/>
           </w:tcPr>
           <w:p>
             <w:pPr>
@@ -1342,7 +1497,7 @@
         </w:tc>
         <w:tc>
           <w:tcPr>
-            <w:tcW w:type="dxa" w:w="2466"/>
+            <w:tcW w:type="dxa" w:w="2114"/>
           </w:tcPr>
           <w:p>
             <w:pPr>
@@ -1359,7 +1514,24 @@
         </w:tc>
         <w:tc>
           <w:tcPr>
-            <w:tcW w:type="dxa" w:w="2466"/>
+            <w:tcW w:type="dxa" w:w="2114"/>
+          </w:tcPr>
+          <w:p>
+            <w:pPr>
+              <w:spacing w:after="40"/>
+            </w:pPr>
+            <w:r>
+              <w:rPr>
+                <w:rFonts w:ascii="Calibri" w:hAnsi="Calibri"/>
+                <w:sz w:val="16"/>
+              </w:rPr>
+              <w:t>Данные и модели</w:t>
+            </w:r>
+          </w:p>
+        </w:tc>
+        <w:tc>
+          <w:tcPr>
+            <w:tcW w:type="dxa" w:w="2114"/>
           </w:tcPr>
           <w:p>
             <w:pPr>
@@ -1378,7 +1550,7 @@
       <w:tr>
         <w:tc>
           <w:tcPr>
-            <w:tcW w:type="dxa" w:w="2466"/>
+            <w:tcW w:type="dxa" w:w="2114"/>
           </w:tcPr>
           <w:p>
             <w:pPr>
@@ -1395,7 +1567,7 @@
         </w:tc>
         <w:tc>
           <w:tcPr>
-            <w:tcW w:type="dxa" w:w="2466"/>
+            <w:tcW w:type="dxa" w:w="2114"/>
           </w:tcPr>
           <w:p>
             <w:pPr>
@@ -1412,7 +1584,7 @@
         </w:tc>
         <w:tc>
           <w:tcPr>
-            <w:tcW w:type="dxa" w:w="2466"/>
+            <w:tcW w:type="dxa" w:w="2114"/>
           </w:tcPr>
           <w:p>
             <w:pPr>
@@ -1429,7 +1601,7 @@
         </w:tc>
         <w:tc>
           <w:tcPr>
-            <w:tcW w:type="dxa" w:w="2466"/>
+            <w:tcW w:type="dxa" w:w="2114"/>
           </w:tcPr>
           <w:p>
             <w:pPr>
@@ -1446,7 +1618,7 @@
         </w:tc>
         <w:tc>
           <w:tcPr>
-            <w:tcW w:type="dxa" w:w="2466"/>
+            <w:tcW w:type="dxa" w:w="2114"/>
           </w:tcPr>
           <w:p>
             <w:pPr>
@@ -1463,7 +1635,24 @@
         </w:tc>
         <w:tc>
           <w:tcPr>
-            <w:tcW w:type="dxa" w:w="2466"/>
+            <w:tcW w:type="dxa" w:w="2114"/>
+          </w:tcPr>
+          <w:p>
+            <w:pPr>
+              <w:spacing w:after="40"/>
+            </w:pPr>
+            <w:r>
+              <w:rPr>
+                <w:rFonts w:ascii="Calibri" w:hAnsi="Calibri"/>
+                <w:sz w:val="16"/>
+              </w:rPr>
+              <w:t>Данные и модели</w:t>
+            </w:r>
+          </w:p>
+        </w:tc>
+        <w:tc>
+          <w:tcPr>
+            <w:tcW w:type="dxa" w:w="2114"/>
           </w:tcPr>
           <w:p>
             <w:pPr>
@@ -1482,7 +1671,7 @@
       <w:tr>
         <w:tc>
           <w:tcPr>
-            <w:tcW w:type="dxa" w:w="2466"/>
+            <w:tcW w:type="dxa" w:w="2114"/>
           </w:tcPr>
           <w:p>
             <w:pPr>
@@ -1499,7 +1688,7 @@
         </w:tc>
         <w:tc>
           <w:tcPr>
-            <w:tcW w:type="dxa" w:w="2466"/>
+            <w:tcW w:type="dxa" w:w="2114"/>
           </w:tcPr>
           <w:p>
             <w:pPr>
@@ -1516,7 +1705,7 @@
         </w:tc>
         <w:tc>
           <w:tcPr>
-            <w:tcW w:type="dxa" w:w="2466"/>
+            <w:tcW w:type="dxa" w:w="2114"/>
           </w:tcPr>
           <w:p>
             <w:pPr>
@@ -1533,7 +1722,7 @@
         </w:tc>
         <w:tc>
           <w:tcPr>
-            <w:tcW w:type="dxa" w:w="2466"/>
+            <w:tcW w:type="dxa" w:w="2114"/>
           </w:tcPr>
           <w:p>
             <w:pPr>
@@ -1550,7 +1739,7 @@
         </w:tc>
         <w:tc>
           <w:tcPr>
-            <w:tcW w:type="dxa" w:w="2466"/>
+            <w:tcW w:type="dxa" w:w="2114"/>
           </w:tcPr>
           <w:p>
             <w:pPr>
@@ -1567,7 +1756,24 @@
         </w:tc>
         <w:tc>
           <w:tcPr>
-            <w:tcW w:type="dxa" w:w="2466"/>
+            <w:tcW w:type="dxa" w:w="2114"/>
+          </w:tcPr>
+          <w:p>
+            <w:pPr>
+              <w:spacing w:after="40"/>
+            </w:pPr>
+            <w:r>
+              <w:rPr>
+                <w:rFonts w:ascii="Calibri" w:hAnsi="Calibri"/>
+                <w:sz w:val="16"/>
+              </w:rPr>
+              <w:t>Данные и модели</w:t>
+            </w:r>
+          </w:p>
+        </w:tc>
+        <w:tc>
+          <w:tcPr>
+            <w:tcW w:type="dxa" w:w="2114"/>
           </w:tcPr>
           <w:p>
             <w:pPr>
@@ -1586,7 +1792,7 @@
       <w:tr>
         <w:tc>
           <w:tcPr>
-            <w:tcW w:type="dxa" w:w="2466"/>
+            <w:tcW w:type="dxa" w:w="2114"/>
           </w:tcPr>
           <w:p>
             <w:pPr>
@@ -1603,7 +1809,7 @@
         </w:tc>
         <w:tc>
           <w:tcPr>
-            <w:tcW w:type="dxa" w:w="2466"/>
+            <w:tcW w:type="dxa" w:w="2114"/>
           </w:tcPr>
           <w:p>
             <w:pPr>
@@ -1620,7 +1826,7 @@
         </w:tc>
         <w:tc>
           <w:tcPr>
-            <w:tcW w:type="dxa" w:w="2466"/>
+            <w:tcW w:type="dxa" w:w="2114"/>
           </w:tcPr>
           <w:p>
             <w:pPr>
@@ -1637,7 +1843,7 @@
         </w:tc>
         <w:tc>
           <w:tcPr>
-            <w:tcW w:type="dxa" w:w="2466"/>
+            <w:tcW w:type="dxa" w:w="2114"/>
           </w:tcPr>
           <w:p>
             <w:pPr>
@@ -1654,7 +1860,7 @@
         </w:tc>
         <w:tc>
           <w:tcPr>
-            <w:tcW w:type="dxa" w:w="2466"/>
+            <w:tcW w:type="dxa" w:w="2114"/>
           </w:tcPr>
           <w:p>
             <w:pPr>
@@ -1671,7 +1877,24 @@
         </w:tc>
         <w:tc>
           <w:tcPr>
-            <w:tcW w:type="dxa" w:w="2466"/>
+            <w:tcW w:type="dxa" w:w="2114"/>
+          </w:tcPr>
+          <w:p>
+            <w:pPr>
+              <w:spacing w:after="40"/>
+            </w:pPr>
+            <w:r>
+              <w:rPr>
+                <w:rFonts w:ascii="Calibri" w:hAnsi="Calibri"/>
+                <w:sz w:val="16"/>
+              </w:rPr>
+              <w:t>Данные и модели</w:t>
+            </w:r>
+          </w:p>
+        </w:tc>
+        <w:tc>
+          <w:tcPr>
+            <w:tcW w:type="dxa" w:w="2114"/>
           </w:tcPr>
           <w:p>
             <w:pPr>
@@ -1690,7 +1913,7 @@
       <w:tr>
         <w:tc>
           <w:tcPr>
-            <w:tcW w:type="dxa" w:w="2466"/>
+            <w:tcW w:type="dxa" w:w="2114"/>
           </w:tcPr>
           <w:p>
             <w:pPr>
@@ -1707,7 +1930,7 @@
         </w:tc>
         <w:tc>
           <w:tcPr>
-            <w:tcW w:type="dxa" w:w="2466"/>
+            <w:tcW w:type="dxa" w:w="2114"/>
           </w:tcPr>
           <w:p>
             <w:pPr>
@@ -1724,7 +1947,7 @@
         </w:tc>
         <w:tc>
           <w:tcPr>
-            <w:tcW w:type="dxa" w:w="2466"/>
+            <w:tcW w:type="dxa" w:w="2114"/>
           </w:tcPr>
           <w:p>
             <w:pPr>
@@ -1741,7 +1964,7 @@
         </w:tc>
         <w:tc>
           <w:tcPr>
-            <w:tcW w:type="dxa" w:w="2466"/>
+            <w:tcW w:type="dxa" w:w="2114"/>
           </w:tcPr>
           <w:p>
             <w:pPr>
@@ -1758,7 +1981,7 @@
         </w:tc>
         <w:tc>
           <w:tcPr>
-            <w:tcW w:type="dxa" w:w="2466"/>
+            <w:tcW w:type="dxa" w:w="2114"/>
           </w:tcPr>
           <w:p>
             <w:pPr>
@@ -1775,7 +1998,24 @@
         </w:tc>
         <w:tc>
           <w:tcPr>
-            <w:tcW w:type="dxa" w:w="2466"/>
+            <w:tcW w:type="dxa" w:w="2114"/>
+          </w:tcPr>
+          <w:p>
+            <w:pPr>
+              <w:spacing w:after="40"/>
+            </w:pPr>
+            <w:r>
+              <w:rPr>
+                <w:rFonts w:ascii="Calibri" w:hAnsi="Calibri"/>
+                <w:sz w:val="16"/>
+              </w:rPr>
+              <w:t>Данные и модели</w:t>
+            </w:r>
+          </w:p>
+        </w:tc>
+        <w:tc>
+          <w:tcPr>
+            <w:tcW w:type="dxa" w:w="2114"/>
           </w:tcPr>
           <w:p>
             <w:pPr>
@@ -1794,7 +2034,7 @@
       <w:tr>
         <w:tc>
           <w:tcPr>
-            <w:tcW w:type="dxa" w:w="2466"/>
+            <w:tcW w:type="dxa" w:w="2114"/>
           </w:tcPr>
           <w:p>
             <w:pPr>
@@ -1811,7 +2051,7 @@
         </w:tc>
         <w:tc>
           <w:tcPr>
-            <w:tcW w:type="dxa" w:w="2466"/>
+            <w:tcW w:type="dxa" w:w="2114"/>
           </w:tcPr>
           <w:p>
             <w:pPr>
@@ -1828,7 +2068,7 @@
         </w:tc>
         <w:tc>
           <w:tcPr>
-            <w:tcW w:type="dxa" w:w="2466"/>
+            <w:tcW w:type="dxa" w:w="2114"/>
           </w:tcPr>
           <w:p>
             <w:pPr>
@@ -1845,7 +2085,7 @@
         </w:tc>
         <w:tc>
           <w:tcPr>
-            <w:tcW w:type="dxa" w:w="2466"/>
+            <w:tcW w:type="dxa" w:w="2114"/>
           </w:tcPr>
           <w:p>
             <w:pPr>
@@ -1862,7 +2102,7 @@
         </w:tc>
         <w:tc>
           <w:tcPr>
-            <w:tcW w:type="dxa" w:w="2466"/>
+            <w:tcW w:type="dxa" w:w="2114"/>
           </w:tcPr>
           <w:p>
             <w:pPr>
@@ -1879,7 +2119,24 @@
         </w:tc>
         <w:tc>
           <w:tcPr>
-            <w:tcW w:type="dxa" w:w="2466"/>
+            <w:tcW w:type="dxa" w:w="2114"/>
+          </w:tcPr>
+          <w:p>
+            <w:pPr>
+              <w:spacing w:after="40"/>
+            </w:pPr>
+            <w:r>
+              <w:rPr>
+                <w:rFonts w:ascii="Calibri" w:hAnsi="Calibri"/>
+                <w:sz w:val="16"/>
+              </w:rPr>
+              <w:t>Разработка</w:t>
+            </w:r>
+          </w:p>
+        </w:tc>
+        <w:tc>
+          <w:tcPr>
+            <w:tcW w:type="dxa" w:w="2114"/>
           </w:tcPr>
           <w:p>
             <w:pPr>
@@ -1898,7 +2155,7 @@
       <w:tr>
         <w:tc>
           <w:tcPr>
-            <w:tcW w:type="dxa" w:w="2466"/>
+            <w:tcW w:type="dxa" w:w="2114"/>
           </w:tcPr>
           <w:p>
             <w:pPr>
@@ -1915,7 +2172,7 @@
         </w:tc>
         <w:tc>
           <w:tcPr>
-            <w:tcW w:type="dxa" w:w="2466"/>
+            <w:tcW w:type="dxa" w:w="2114"/>
           </w:tcPr>
           <w:p>
             <w:pPr>
@@ -1932,7 +2189,7 @@
         </w:tc>
         <w:tc>
           <w:tcPr>
-            <w:tcW w:type="dxa" w:w="2466"/>
+            <w:tcW w:type="dxa" w:w="2114"/>
           </w:tcPr>
           <w:p>
             <w:pPr>
@@ -1949,7 +2206,7 @@
         </w:tc>
         <w:tc>
           <w:tcPr>
-            <w:tcW w:type="dxa" w:w="2466"/>
+            <w:tcW w:type="dxa" w:w="2114"/>
           </w:tcPr>
           <w:p>
             <w:pPr>
@@ -1966,7 +2223,7 @@
         </w:tc>
         <w:tc>
           <w:tcPr>
-            <w:tcW w:type="dxa" w:w="2466"/>
+            <w:tcW w:type="dxa" w:w="2114"/>
           </w:tcPr>
           <w:p>
             <w:pPr>
@@ -1983,7 +2240,24 @@
         </w:tc>
         <w:tc>
           <w:tcPr>
-            <w:tcW w:type="dxa" w:w="2466"/>
+            <w:tcW w:type="dxa" w:w="2114"/>
+          </w:tcPr>
+          <w:p>
+            <w:pPr>
+              <w:spacing w:after="40"/>
+            </w:pPr>
+            <w:r>
+              <w:rPr>
+                <w:rFonts w:ascii="Calibri" w:hAnsi="Calibri"/>
+                <w:sz w:val="16"/>
+              </w:rPr>
+              <w:t>Данные и модели</w:t>
+            </w:r>
+          </w:p>
+        </w:tc>
+        <w:tc>
+          <w:tcPr>
+            <w:tcW w:type="dxa" w:w="2114"/>
           </w:tcPr>
           <w:p>
             <w:pPr>
@@ -2002,7 +2276,7 @@
       <w:tr>
         <w:tc>
           <w:tcPr>
-            <w:tcW w:type="dxa" w:w="2466"/>
+            <w:tcW w:type="dxa" w:w="2114"/>
           </w:tcPr>
           <w:p>
             <w:pPr>
@@ -2019,7 +2293,7 @@
         </w:tc>
         <w:tc>
           <w:tcPr>
-            <w:tcW w:type="dxa" w:w="2466"/>
+            <w:tcW w:type="dxa" w:w="2114"/>
           </w:tcPr>
           <w:p>
             <w:pPr>
@@ -2036,7 +2310,7 @@
         </w:tc>
         <w:tc>
           <w:tcPr>
-            <w:tcW w:type="dxa" w:w="2466"/>
+            <w:tcW w:type="dxa" w:w="2114"/>
           </w:tcPr>
           <w:p>
             <w:pPr>
@@ -2053,7 +2327,7 @@
         </w:tc>
         <w:tc>
           <w:tcPr>
-            <w:tcW w:type="dxa" w:w="2466"/>
+            <w:tcW w:type="dxa" w:w="2114"/>
           </w:tcPr>
           <w:p>
             <w:pPr>
@@ -2070,7 +2344,7 @@
         </w:tc>
         <w:tc>
           <w:tcPr>
-            <w:tcW w:type="dxa" w:w="2466"/>
+            <w:tcW w:type="dxa" w:w="2114"/>
           </w:tcPr>
           <w:p>
             <w:pPr>
@@ -2087,7 +2361,24 @@
         </w:tc>
         <w:tc>
           <w:tcPr>
-            <w:tcW w:type="dxa" w:w="2466"/>
+            <w:tcW w:type="dxa" w:w="2114"/>
+          </w:tcPr>
+          <w:p>
+            <w:pPr>
+              <w:spacing w:after="40"/>
+            </w:pPr>
+            <w:r>
+              <w:rPr>
+                <w:rFonts w:ascii="Calibri" w:hAnsi="Calibri"/>
+                <w:sz w:val="16"/>
+              </w:rPr>
+              <w:t>Разработка</w:t>
+            </w:r>
+          </w:p>
+        </w:tc>
+        <w:tc>
+          <w:tcPr>
+            <w:tcW w:type="dxa" w:w="2114"/>
           </w:tcPr>
           <w:p>
             <w:pPr>
@@ -2106,7 +2397,7 @@
       <w:tr>
         <w:tc>
           <w:tcPr>
-            <w:tcW w:type="dxa" w:w="2466"/>
+            <w:tcW w:type="dxa" w:w="2114"/>
           </w:tcPr>
           <w:p>
             <w:pPr>
@@ -2123,7 +2414,7 @@
         </w:tc>
         <w:tc>
           <w:tcPr>
-            <w:tcW w:type="dxa" w:w="2466"/>
+            <w:tcW w:type="dxa" w:w="2114"/>
           </w:tcPr>
           <w:p>
             <w:pPr>
@@ -2140,7 +2431,7 @@
         </w:tc>
         <w:tc>
           <w:tcPr>
-            <w:tcW w:type="dxa" w:w="2466"/>
+            <w:tcW w:type="dxa" w:w="2114"/>
           </w:tcPr>
           <w:p>
             <w:pPr>
@@ -2157,7 +2448,7 @@
         </w:tc>
         <w:tc>
           <w:tcPr>
-            <w:tcW w:type="dxa" w:w="2466"/>
+            <w:tcW w:type="dxa" w:w="2114"/>
           </w:tcPr>
           <w:p>
             <w:pPr>
@@ -2174,7 +2465,7 @@
         </w:tc>
         <w:tc>
           <w:tcPr>
-            <w:tcW w:type="dxa" w:w="2466"/>
+            <w:tcW w:type="dxa" w:w="2114"/>
           </w:tcPr>
           <w:p>
             <w:pPr>
@@ -2191,7 +2482,24 @@
         </w:tc>
         <w:tc>
           <w:tcPr>
-            <w:tcW w:type="dxa" w:w="2466"/>
+            <w:tcW w:type="dxa" w:w="2114"/>
+          </w:tcPr>
+          <w:p>
+            <w:pPr>
+              <w:spacing w:after="40"/>
+            </w:pPr>
+            <w:r>
+              <w:rPr>
+                <w:rFonts w:ascii="Calibri" w:hAnsi="Calibri"/>
+                <w:sz w:val="16"/>
+              </w:rPr>
+              <w:t>Разработка</w:t>
+            </w:r>
+          </w:p>
+        </w:tc>
+        <w:tc>
+          <w:tcPr>
+            <w:tcW w:type="dxa" w:w="2114"/>
           </w:tcPr>
           <w:p>
             <w:pPr>
@@ -2210,7 +2518,7 @@
       <w:tr>
         <w:tc>
           <w:tcPr>
-            <w:tcW w:type="dxa" w:w="2466"/>
+            <w:tcW w:type="dxa" w:w="2114"/>
           </w:tcPr>
           <w:p>
             <w:pPr>
@@ -2227,7 +2535,7 @@
         </w:tc>
         <w:tc>
           <w:tcPr>
-            <w:tcW w:type="dxa" w:w="2466"/>
+            <w:tcW w:type="dxa" w:w="2114"/>
           </w:tcPr>
           <w:p>
             <w:pPr>
@@ -2244,7 +2552,7 @@
         </w:tc>
         <w:tc>
           <w:tcPr>
-            <w:tcW w:type="dxa" w:w="2466"/>
+            <w:tcW w:type="dxa" w:w="2114"/>
           </w:tcPr>
           <w:p>
             <w:pPr>
@@ -2261,7 +2569,7 @@
         </w:tc>
         <w:tc>
           <w:tcPr>
-            <w:tcW w:type="dxa" w:w="2466"/>
+            <w:tcW w:type="dxa" w:w="2114"/>
           </w:tcPr>
           <w:p>
             <w:pPr>
@@ -2278,7 +2586,7 @@
         </w:tc>
         <w:tc>
           <w:tcPr>
-            <w:tcW w:type="dxa" w:w="2466"/>
+            <w:tcW w:type="dxa" w:w="2114"/>
           </w:tcPr>
           <w:p>
             <w:pPr>
@@ -2295,7 +2603,24 @@
         </w:tc>
         <w:tc>
           <w:tcPr>
-            <w:tcW w:type="dxa" w:w="2466"/>
+            <w:tcW w:type="dxa" w:w="2114"/>
+          </w:tcPr>
+          <w:p>
+            <w:pPr>
+              <w:spacing w:after="40"/>
+            </w:pPr>
+            <w:r>
+              <w:rPr>
+                <w:rFonts w:ascii="Calibri" w:hAnsi="Calibri"/>
+                <w:sz w:val="16"/>
+              </w:rPr>
+              <w:t>Разработка</w:t>
+            </w:r>
+          </w:p>
+        </w:tc>
+        <w:tc>
+          <w:tcPr>
+            <w:tcW w:type="dxa" w:w="2114"/>
           </w:tcPr>
           <w:p>
             <w:pPr>
@@ -2314,7 +2639,7 @@
       <w:tr>
         <w:tc>
           <w:tcPr>
-            <w:tcW w:type="dxa" w:w="2466"/>
+            <w:tcW w:type="dxa" w:w="2114"/>
           </w:tcPr>
           <w:p>
             <w:pPr>
@@ -2331,7 +2656,7 @@
         </w:tc>
         <w:tc>
           <w:tcPr>
-            <w:tcW w:type="dxa" w:w="2466"/>
+            <w:tcW w:type="dxa" w:w="2114"/>
           </w:tcPr>
           <w:p>
             <w:pPr>
@@ -2348,7 +2673,7 @@
         </w:tc>
         <w:tc>
           <w:tcPr>
-            <w:tcW w:type="dxa" w:w="2466"/>
+            <w:tcW w:type="dxa" w:w="2114"/>
           </w:tcPr>
           <w:p>
             <w:pPr>
@@ -2365,7 +2690,7 @@
         </w:tc>
         <w:tc>
           <w:tcPr>
-            <w:tcW w:type="dxa" w:w="2466"/>
+            <w:tcW w:type="dxa" w:w="2114"/>
           </w:tcPr>
           <w:p>
             <w:pPr>
@@ -2382,7 +2707,7 @@
         </w:tc>
         <w:tc>
           <w:tcPr>
-            <w:tcW w:type="dxa" w:w="2466"/>
+            <w:tcW w:type="dxa" w:w="2114"/>
           </w:tcPr>
           <w:p>
             <w:pPr>
@@ -2399,7 +2724,24 @@
         </w:tc>
         <w:tc>
           <w:tcPr>
-            <w:tcW w:type="dxa" w:w="2466"/>
+            <w:tcW w:type="dxa" w:w="2114"/>
+          </w:tcPr>
+          <w:p>
+            <w:pPr>
+              <w:spacing w:after="40"/>
+            </w:pPr>
+            <w:r>
+              <w:rPr>
+                <w:rFonts w:ascii="Calibri" w:hAnsi="Calibri"/>
+                <w:sz w:val="16"/>
+              </w:rPr>
+              <w:t>Тесты и документы</w:t>
+            </w:r>
+          </w:p>
+        </w:tc>
+        <w:tc>
+          <w:tcPr>
+            <w:tcW w:type="dxa" w:w="2114"/>
           </w:tcPr>
           <w:p>
             <w:pPr>
@@ -2418,7 +2760,7 @@
       <w:tr>
         <w:tc>
           <w:tcPr>
-            <w:tcW w:type="dxa" w:w="2466"/>
+            <w:tcW w:type="dxa" w:w="2114"/>
           </w:tcPr>
           <w:p>
             <w:pPr>
@@ -2435,7 +2777,7 @@
         </w:tc>
         <w:tc>
           <w:tcPr>
-            <w:tcW w:type="dxa" w:w="2466"/>
+            <w:tcW w:type="dxa" w:w="2114"/>
           </w:tcPr>
           <w:p>
             <w:pPr>
@@ -2452,7 +2794,7 @@
         </w:tc>
         <w:tc>
           <w:tcPr>
-            <w:tcW w:type="dxa" w:w="2466"/>
+            <w:tcW w:type="dxa" w:w="2114"/>
           </w:tcPr>
           <w:p>
             <w:pPr>
@@ -2469,7 +2811,7 @@
         </w:tc>
         <w:tc>
           <w:tcPr>
-            <w:tcW w:type="dxa" w:w="2466"/>
+            <w:tcW w:type="dxa" w:w="2114"/>
           </w:tcPr>
           <w:p>
             <w:pPr>
@@ -2486,7 +2828,7 @@
         </w:tc>
         <w:tc>
           <w:tcPr>
-            <w:tcW w:type="dxa" w:w="2466"/>
+            <w:tcW w:type="dxa" w:w="2114"/>
           </w:tcPr>
           <w:p>
             <w:pPr>
@@ -2503,7 +2845,24 @@
         </w:tc>
         <w:tc>
           <w:tcPr>
-            <w:tcW w:type="dxa" w:w="2466"/>
+            <w:tcW w:type="dxa" w:w="2114"/>
+          </w:tcPr>
+          <w:p>
+            <w:pPr>
+              <w:spacing w:after="40"/>
+            </w:pPr>
+            <w:r>
+              <w:rPr>
+                <w:rFonts w:ascii="Calibri" w:hAnsi="Calibri"/>
+                <w:sz w:val="16"/>
+              </w:rPr>
+              <w:t>Тесты и документы</w:t>
+            </w:r>
+          </w:p>
+        </w:tc>
+        <w:tc>
+          <w:tcPr>
+            <w:tcW w:type="dxa" w:w="2114"/>
           </w:tcPr>
           <w:p>
             <w:pPr>
@@ -2522,7 +2881,7 @@
       <w:tr>
         <w:tc>
           <w:tcPr>
-            <w:tcW w:type="dxa" w:w="2466"/>
+            <w:tcW w:type="dxa" w:w="2114"/>
           </w:tcPr>
           <w:p>
             <w:pPr>
@@ -2539,7 +2898,7 @@
         </w:tc>
         <w:tc>
           <w:tcPr>
-            <w:tcW w:type="dxa" w:w="2466"/>
+            <w:tcW w:type="dxa" w:w="2114"/>
           </w:tcPr>
           <w:p>
             <w:pPr>
@@ -2556,7 +2915,7 @@
         </w:tc>
         <w:tc>
           <w:tcPr>
-            <w:tcW w:type="dxa" w:w="2466"/>
+            <w:tcW w:type="dxa" w:w="2114"/>
           </w:tcPr>
           <w:p>
             <w:pPr>
@@ -2573,7 +2932,7 @@
         </w:tc>
         <w:tc>
           <w:tcPr>
-            <w:tcW w:type="dxa" w:w="2466"/>
+            <w:tcW w:type="dxa" w:w="2114"/>
           </w:tcPr>
           <w:p>
             <w:pPr>
@@ -2590,7 +2949,7 @@
         </w:tc>
         <w:tc>
           <w:tcPr>
-            <w:tcW w:type="dxa" w:w="2466"/>
+            <w:tcW w:type="dxa" w:w="2114"/>
           </w:tcPr>
           <w:p>
             <w:pPr>
@@ -2607,7 +2966,24 @@
         </w:tc>
         <w:tc>
           <w:tcPr>
-            <w:tcW w:type="dxa" w:w="2466"/>
+            <w:tcW w:type="dxa" w:w="2114"/>
+          </w:tcPr>
+          <w:p>
+            <w:pPr>
+              <w:spacing w:after="40"/>
+            </w:pPr>
+            <w:r>
+              <w:rPr>
+                <w:rFonts w:ascii="Calibri" w:hAnsi="Calibri"/>
+                <w:sz w:val="16"/>
+              </w:rPr>
+              <w:t>Данные и модели</w:t>
+            </w:r>
+          </w:p>
+        </w:tc>
+        <w:tc>
+          <w:tcPr>
+            <w:tcW w:type="dxa" w:w="2114"/>
           </w:tcPr>
           <w:p>
             <w:pPr>
@@ -2626,7 +3002,7 @@
       <w:tr>
         <w:tc>
           <w:tcPr>
-            <w:tcW w:type="dxa" w:w="2466"/>
+            <w:tcW w:type="dxa" w:w="2114"/>
           </w:tcPr>
           <w:p>
             <w:pPr>
@@ -2643,7 +3019,7 @@
         </w:tc>
         <w:tc>
           <w:tcPr>
-            <w:tcW w:type="dxa" w:w="2466"/>
+            <w:tcW w:type="dxa" w:w="2114"/>
           </w:tcPr>
           <w:p>
             <w:pPr>
@@ -2660,7 +3036,7 @@
         </w:tc>
         <w:tc>
           <w:tcPr>
-            <w:tcW w:type="dxa" w:w="2466"/>
+            <w:tcW w:type="dxa" w:w="2114"/>
           </w:tcPr>
           <w:p>
             <w:pPr>
@@ -2677,7 +3053,7 @@
         </w:tc>
         <w:tc>
           <w:tcPr>
-            <w:tcW w:type="dxa" w:w="2466"/>
+            <w:tcW w:type="dxa" w:w="2114"/>
           </w:tcPr>
           <w:p>
             <w:pPr>
@@ -2694,7 +3070,7 @@
         </w:tc>
         <w:tc>
           <w:tcPr>
-            <w:tcW w:type="dxa" w:w="2466"/>
+            <w:tcW w:type="dxa" w:w="2114"/>
           </w:tcPr>
           <w:p>
             <w:pPr>
@@ -2711,7 +3087,24 @@
         </w:tc>
         <w:tc>
           <w:tcPr>
-            <w:tcW w:type="dxa" w:w="2466"/>
+            <w:tcW w:type="dxa" w:w="2114"/>
+          </w:tcPr>
+          <w:p>
+            <w:pPr>
+              <w:spacing w:after="40"/>
+            </w:pPr>
+            <w:r>
+              <w:rPr>
+                <w:rFonts w:ascii="Calibri" w:hAnsi="Calibri"/>
+                <w:sz w:val="16"/>
+              </w:rPr>
+              <w:t>Тесты и документы</w:t>
+            </w:r>
+          </w:p>
+        </w:tc>
+        <w:tc>
+          <w:tcPr>
+            <w:tcW w:type="dxa" w:w="2114"/>
           </w:tcPr>
           <w:p>
             <w:pPr>
@@ -2730,7 +3123,7 @@
       <w:tr>
         <w:tc>
           <w:tcPr>
-            <w:tcW w:type="dxa" w:w="2466"/>
+            <w:tcW w:type="dxa" w:w="2114"/>
           </w:tcPr>
           <w:p>
             <w:pPr>
@@ -2747,7 +3140,7 @@
         </w:tc>
         <w:tc>
           <w:tcPr>
-            <w:tcW w:type="dxa" w:w="2466"/>
+            <w:tcW w:type="dxa" w:w="2114"/>
           </w:tcPr>
           <w:p>
             <w:pPr>
@@ -2764,7 +3157,7 @@
         </w:tc>
         <w:tc>
           <w:tcPr>
-            <w:tcW w:type="dxa" w:w="2466"/>
+            <w:tcW w:type="dxa" w:w="2114"/>
           </w:tcPr>
           <w:p>
             <w:pPr>
@@ -2781,7 +3174,7 @@
         </w:tc>
         <w:tc>
           <w:tcPr>
-            <w:tcW w:type="dxa" w:w="2466"/>
+            <w:tcW w:type="dxa" w:w="2114"/>
           </w:tcPr>
           <w:p>
             <w:pPr>
@@ -2798,7 +3191,7 @@
         </w:tc>
         <w:tc>
           <w:tcPr>
-            <w:tcW w:type="dxa" w:w="2466"/>
+            <w:tcW w:type="dxa" w:w="2114"/>
           </w:tcPr>
           <w:p>
             <w:pPr>
@@ -2815,7 +3208,24 @@
         </w:tc>
         <w:tc>
           <w:tcPr>
-            <w:tcW w:type="dxa" w:w="2466"/>
+            <w:tcW w:type="dxa" w:w="2114"/>
+          </w:tcPr>
+          <w:p>
+            <w:pPr>
+              <w:spacing w:after="40"/>
+            </w:pPr>
+            <w:r>
+              <w:rPr>
+                <w:rFonts w:ascii="Calibri" w:hAnsi="Calibri"/>
+                <w:sz w:val="16"/>
+              </w:rPr>
+              <w:t>Тесты и документы</w:t>
+            </w:r>
+          </w:p>
+        </w:tc>
+        <w:tc>
+          <w:tcPr>
+            <w:tcW w:type="dxa" w:w="2114"/>
           </w:tcPr>
           <w:p>
             <w:pPr>
@@ -2834,7 +3244,7 @@
       <w:tr>
         <w:tc>
           <w:tcPr>
-            <w:tcW w:type="dxa" w:w="2466"/>
+            <w:tcW w:type="dxa" w:w="2114"/>
           </w:tcPr>
           <w:p>
             <w:pPr>
@@ -2851,7 +3261,7 @@
         </w:tc>
         <w:tc>
           <w:tcPr>
-            <w:tcW w:type="dxa" w:w="2466"/>
+            <w:tcW w:type="dxa" w:w="2114"/>
           </w:tcPr>
           <w:p>
             <w:pPr>
@@ -2868,7 +3278,7 @@
         </w:tc>
         <w:tc>
           <w:tcPr>
-            <w:tcW w:type="dxa" w:w="2466"/>
+            <w:tcW w:type="dxa" w:w="2114"/>
           </w:tcPr>
           <w:p>
             <w:pPr>
@@ -2885,7 +3295,7 @@
         </w:tc>
         <w:tc>
           <w:tcPr>
-            <w:tcW w:type="dxa" w:w="2466"/>
+            <w:tcW w:type="dxa" w:w="2114"/>
           </w:tcPr>
           <w:p>
             <w:pPr>
@@ -2902,7 +3312,7 @@
         </w:tc>
         <w:tc>
           <w:tcPr>
-            <w:tcW w:type="dxa" w:w="2466"/>
+            <w:tcW w:type="dxa" w:w="2114"/>
           </w:tcPr>
           <w:p>
             <w:pPr>
@@ -2919,7 +3329,24 @@
         </w:tc>
         <w:tc>
           <w:tcPr>
-            <w:tcW w:type="dxa" w:w="2466"/>
+            <w:tcW w:type="dxa" w:w="2114"/>
+          </w:tcPr>
+          <w:p>
+            <w:pPr>
+              <w:spacing w:after="40"/>
+            </w:pPr>
+            <w:r>
+              <w:rPr>
+                <w:rFonts w:ascii="Calibri" w:hAnsi="Calibri"/>
+                <w:sz w:val="16"/>
+              </w:rPr>
+              <w:t>Заказчик / руководитель</w:t>
+            </w:r>
+          </w:p>
+        </w:tc>
+        <w:tc>
+          <w:tcPr>
+            <w:tcW w:type="dxa" w:w="2114"/>
           </w:tcPr>
           <w:p>
             <w:pPr>
@@ -2938,7 +3365,7 @@
       <w:tr>
         <w:tc>
           <w:tcPr>
-            <w:tcW w:type="dxa" w:w="2466"/>
+            <w:tcW w:type="dxa" w:w="2114"/>
           </w:tcPr>
           <w:p>
             <w:pPr>
@@ -2955,7 +3382,7 @@
         </w:tc>
         <w:tc>
           <w:tcPr>
-            <w:tcW w:type="dxa" w:w="2466"/>
+            <w:tcW w:type="dxa" w:w="2114"/>
           </w:tcPr>
           <w:p>
             <w:pPr>
@@ -2972,7 +3399,7 @@
         </w:tc>
         <w:tc>
           <w:tcPr>
-            <w:tcW w:type="dxa" w:w="2466"/>
+            <w:tcW w:type="dxa" w:w="2114"/>
           </w:tcPr>
           <w:p>
             <w:pPr>
@@ -2989,7 +3416,7 @@
         </w:tc>
         <w:tc>
           <w:tcPr>
-            <w:tcW w:type="dxa" w:w="2466"/>
+            <w:tcW w:type="dxa" w:w="2114"/>
           </w:tcPr>
           <w:p>
             <w:pPr>
@@ -3006,7 +3433,7 @@
         </w:tc>
         <w:tc>
           <w:tcPr>
-            <w:tcW w:type="dxa" w:w="2466"/>
+            <w:tcW w:type="dxa" w:w="2114"/>
           </w:tcPr>
           <w:p>
             <w:pPr>
@@ -3023,7 +3450,24 @@
         </w:tc>
         <w:tc>
           <w:tcPr>
-            <w:tcW w:type="dxa" w:w="2466"/>
+            <w:tcW w:type="dxa" w:w="2114"/>
+          </w:tcPr>
+          <w:p>
+            <w:pPr>
+              <w:spacing w:after="40"/>
+            </w:pPr>
+            <w:r>
+              <w:rPr>
+                <w:rFonts w:ascii="Calibri" w:hAnsi="Calibri"/>
+                <w:sz w:val="16"/>
+              </w:rPr>
+              <w:t>Заказчик / руководитель</w:t>
+            </w:r>
+          </w:p>
+        </w:tc>
+        <w:tc>
+          <w:tcPr>
+            <w:tcW w:type="dxa" w:w="2114"/>
           </w:tcPr>
           <w:p>
             <w:pPr>
@@ -3047,11 +3491,2837 @@
       </w:r>
     </w:p>
     <w:p>
+      <w:r>
+        <w:br w:type="page"/>
+      </w:r>
+    </w:p>
+    <w:p>
       <w:pPr>
         <w:pStyle w:val="Heading1"/>
       </w:pPr>
       <w:r>
-        <w:t>3. Журнал решений</w:t>
+        <w:t>3. Ответственность по работам (RACI)</w:t>
+      </w:r>
+    </w:p>
+    <w:p>
+      <w:r>
+        <w:t>Столбцы - короткие обозначения ролей. Полные названия и участники приведены в легенде. Строки связаны с планом по кодам WBS.</w:t>
+      </w:r>
+    </w:p>
+    <w:p>
+      <w:pPr>
+        <w:pStyle w:val="Heading2"/>
+      </w:pPr>
+      <w:r>
+        <w:t>Легенда ролей</w:t>
+      </w:r>
+    </w:p>
+    <w:tbl>
+      <w:tblPr>
+        <w:tblStyle w:val="TableGrid"/>
+        <w:tblW w:type="auto" w:w="0"/>
+        <w:jc w:val="center"/>
+        <w:tblLook w:firstColumn="1" w:firstRow="1" w:lastColumn="0" w:lastRow="0" w:noHBand="0" w:noVBand="1" w:val="04A0"/>
+      </w:tblPr>
+      <w:tblGrid>
+        <w:gridCol w:w="4933"/>
+        <w:gridCol w:w="4933"/>
+        <w:gridCol w:w="4933"/>
+      </w:tblGrid>
+      <w:tr>
+        <w:trPr>
+          <w:tblHeader w:val="true"/>
+        </w:trPr>
+        <w:tc>
+          <w:tcPr>
+            <w:tcW w:type="dxa" w:w="4933"/>
+          </w:tcPr>
+          <w:p>
+            <w:pPr>
+              <w:spacing w:after="40"/>
+            </w:pPr>
+            <w:r>
+              <w:rPr>
+                <w:rFonts w:ascii="Calibri" w:hAnsi="Calibri"/>
+                <w:b/>
+                <w:sz w:val="18"/>
+              </w:rPr>
+              <w:t>Столбец</w:t>
+            </w:r>
+          </w:p>
+        </w:tc>
+        <w:tc>
+          <w:tcPr>
+            <w:tcW w:type="dxa" w:w="4933"/>
+          </w:tcPr>
+          <w:p>
+            <w:pPr>
+              <w:spacing w:after="40"/>
+            </w:pPr>
+            <w:r>
+              <w:rPr>
+                <w:rFonts w:ascii="Calibri" w:hAnsi="Calibri"/>
+                <w:b/>
+                <w:sz w:val="18"/>
+              </w:rPr>
+              <w:t>Роль</w:t>
+            </w:r>
+          </w:p>
+        </w:tc>
+        <w:tc>
+          <w:tcPr>
+            <w:tcW w:type="dxa" w:w="4933"/>
+          </w:tcPr>
+          <w:p>
+            <w:pPr>
+              <w:spacing w:after="40"/>
+            </w:pPr>
+            <w:r>
+              <w:rPr>
+                <w:rFonts w:ascii="Calibri" w:hAnsi="Calibri"/>
+                <w:b/>
+                <w:sz w:val="18"/>
+              </w:rPr>
+              <w:t>Участник</w:t>
+            </w:r>
+          </w:p>
+        </w:tc>
+      </w:tr>
+      <w:tr>
+        <w:tc>
+          <w:tcPr>
+            <w:tcW w:type="dxa" w:w="4933"/>
+          </w:tcPr>
+          <w:p>
+            <w:pPr>
+              <w:spacing w:after="40"/>
+            </w:pPr>
+            <w:r>
+              <w:rPr>
+                <w:rFonts w:ascii="Calibri" w:hAnsi="Calibri"/>
+                <w:sz w:val="18"/>
+              </w:rPr>
+              <w:t>PM</w:t>
+            </w:r>
+          </w:p>
+        </w:tc>
+        <w:tc>
+          <w:tcPr>
+            <w:tcW w:type="dxa" w:w="4933"/>
+          </w:tcPr>
+          <w:p>
+            <w:pPr>
+              <w:spacing w:after="40"/>
+            </w:pPr>
+            <w:r>
+              <w:rPr>
+                <w:rFonts w:ascii="Calibri" w:hAnsi="Calibri"/>
+                <w:sz w:val="18"/>
+              </w:rPr>
+              <w:t>Заказчик / руководитель</w:t>
+            </w:r>
+          </w:p>
+        </w:tc>
+        <w:tc>
+          <w:tcPr>
+            <w:tcW w:type="dxa" w:w="4933"/>
+          </w:tcPr>
+          <w:p>
+            <w:pPr>
+              <w:spacing w:after="40"/>
+            </w:pPr>
+            <w:r>
+              <w:rPr>
+                <w:rFonts w:ascii="Calibri" w:hAnsi="Calibri"/>
+                <w:sz w:val="18"/>
+              </w:rPr>
+              <w:t>Ляхов Я.П.</w:t>
+            </w:r>
+          </w:p>
+        </w:tc>
+      </w:tr>
+      <w:tr>
+        <w:tc>
+          <w:tcPr>
+            <w:tcW w:type="dxa" w:w="4933"/>
+          </w:tcPr>
+          <w:p>
+            <w:pPr>
+              <w:spacing w:after="40"/>
+            </w:pPr>
+            <w:r>
+              <w:rPr>
+                <w:rFonts w:ascii="Calibri" w:hAnsi="Calibri"/>
+                <w:sz w:val="18"/>
+              </w:rPr>
+              <w:t>ML</w:t>
+            </w:r>
+          </w:p>
+        </w:tc>
+        <w:tc>
+          <w:tcPr>
+            <w:tcW w:type="dxa" w:w="4933"/>
+          </w:tcPr>
+          <w:p>
+            <w:pPr>
+              <w:spacing w:after="40"/>
+            </w:pPr>
+            <w:r>
+              <w:rPr>
+                <w:rFonts w:ascii="Calibri" w:hAnsi="Calibri"/>
+                <w:sz w:val="18"/>
+              </w:rPr>
+              <w:t>Данные и модели</w:t>
+            </w:r>
+          </w:p>
+        </w:tc>
+        <w:tc>
+          <w:tcPr>
+            <w:tcW w:type="dxa" w:w="4933"/>
+          </w:tcPr>
+          <w:p>
+            <w:pPr>
+              <w:spacing w:after="40"/>
+            </w:pPr>
+            <w:r>
+              <w:rPr>
+                <w:rFonts w:ascii="Calibri" w:hAnsi="Calibri"/>
+                <w:sz w:val="18"/>
+              </w:rPr>
+              <w:t>Недугов Д.</w:t>
+            </w:r>
+          </w:p>
+        </w:tc>
+      </w:tr>
+      <w:tr>
+        <w:tc>
+          <w:tcPr>
+            <w:tcW w:type="dxa" w:w="4933"/>
+          </w:tcPr>
+          <w:p>
+            <w:pPr>
+              <w:spacing w:after="40"/>
+            </w:pPr>
+            <w:r>
+              <w:rPr>
+                <w:rFonts w:ascii="Calibri" w:hAnsi="Calibri"/>
+                <w:sz w:val="18"/>
+              </w:rPr>
+              <w:t>DEV</w:t>
+            </w:r>
+          </w:p>
+        </w:tc>
+        <w:tc>
+          <w:tcPr>
+            <w:tcW w:type="dxa" w:w="4933"/>
+          </w:tcPr>
+          <w:p>
+            <w:pPr>
+              <w:spacing w:after="40"/>
+            </w:pPr>
+            <w:r>
+              <w:rPr>
+                <w:rFonts w:ascii="Calibri" w:hAnsi="Calibri"/>
+                <w:sz w:val="18"/>
+              </w:rPr>
+              <w:t>Разработка</w:t>
+            </w:r>
+          </w:p>
+        </w:tc>
+        <w:tc>
+          <w:tcPr>
+            <w:tcW w:type="dxa" w:w="4933"/>
+          </w:tcPr>
+          <w:p>
+            <w:pPr>
+              <w:spacing w:after="40"/>
+            </w:pPr>
+            <w:r>
+              <w:rPr>
+                <w:rFonts w:ascii="Calibri" w:hAnsi="Calibri"/>
+                <w:sz w:val="18"/>
+              </w:rPr>
+              <w:t>Гайфуллин А.Р.</w:t>
+            </w:r>
+          </w:p>
+        </w:tc>
+      </w:tr>
+      <w:tr>
+        <w:tc>
+          <w:tcPr>
+            <w:tcW w:type="dxa" w:w="4933"/>
+          </w:tcPr>
+          <w:p>
+            <w:pPr>
+              <w:spacing w:after="40"/>
+            </w:pPr>
+            <w:r>
+              <w:rPr>
+                <w:rFonts w:ascii="Calibri" w:hAnsi="Calibri"/>
+                <w:sz w:val="18"/>
+              </w:rPr>
+              <w:t>QA</w:t>
+            </w:r>
+          </w:p>
+        </w:tc>
+        <w:tc>
+          <w:tcPr>
+            <w:tcW w:type="dxa" w:w="4933"/>
+          </w:tcPr>
+          <w:p>
+            <w:pPr>
+              <w:spacing w:after="40"/>
+            </w:pPr>
+            <w:r>
+              <w:rPr>
+                <w:rFonts w:ascii="Calibri" w:hAnsi="Calibri"/>
+                <w:sz w:val="18"/>
+              </w:rPr>
+              <w:t>Тесты и документы</w:t>
+            </w:r>
+          </w:p>
+        </w:tc>
+        <w:tc>
+          <w:tcPr>
+            <w:tcW w:type="dxa" w:w="4933"/>
+          </w:tcPr>
+          <w:p>
+            <w:pPr>
+              <w:spacing w:after="40"/>
+            </w:pPr>
+            <w:r>
+              <w:rPr>
+                <w:rFonts w:ascii="Calibri" w:hAnsi="Calibri"/>
+                <w:sz w:val="18"/>
+              </w:rPr>
+              <w:t>Темиров А.М.</w:t>
+            </w:r>
+          </w:p>
+        </w:tc>
+      </w:tr>
+      <w:tr>
+        <w:tc>
+          <w:tcPr>
+            <w:tcW w:type="dxa" w:w="4933"/>
+          </w:tcPr>
+          <w:p>
+            <w:pPr>
+              <w:spacing w:after="40"/>
+            </w:pPr>
+            <w:r>
+              <w:rPr>
+                <w:rFonts w:ascii="Calibri" w:hAnsi="Calibri"/>
+                <w:sz w:val="18"/>
+              </w:rPr>
+              <w:t>ПРЕП</w:t>
+            </w:r>
+          </w:p>
+        </w:tc>
+        <w:tc>
+          <w:tcPr>
+            <w:tcW w:type="dxa" w:w="4933"/>
+          </w:tcPr>
+          <w:p>
+            <w:pPr>
+              <w:spacing w:after="40"/>
+            </w:pPr>
+            <w:r>
+              <w:rPr>
+                <w:rFonts w:ascii="Calibri" w:hAnsi="Calibri"/>
+                <w:sz w:val="18"/>
+              </w:rPr>
+              <w:t>Проверяет проект по требованиям курса</w:t>
+            </w:r>
+          </w:p>
+        </w:tc>
+        <w:tc>
+          <w:tcPr>
+            <w:tcW w:type="dxa" w:w="4933"/>
+          </w:tcPr>
+          <w:p>
+            <w:pPr>
+              <w:spacing w:after="40"/>
+            </w:pPr>
+            <w:r>
+              <w:rPr>
+                <w:rFonts w:ascii="Calibri" w:hAnsi="Calibri"/>
+                <w:sz w:val="18"/>
+              </w:rPr>
+              <w:t>Преподаватель курса</w:t>
+            </w:r>
+          </w:p>
+        </w:tc>
+      </w:tr>
+      <w:tr>
+        <w:tc>
+          <w:tcPr>
+            <w:tcW w:type="dxa" w:w="4933"/>
+          </w:tcPr>
+          <w:p>
+            <w:pPr>
+              <w:spacing w:after="40"/>
+            </w:pPr>
+            <w:r>
+              <w:rPr>
+                <w:rFonts w:ascii="Calibri" w:hAnsi="Calibri"/>
+                <w:sz w:val="18"/>
+              </w:rPr>
+              <w:t>ИГР</w:t>
+            </w:r>
+          </w:p>
+        </w:tc>
+        <w:tc>
+          <w:tcPr>
+            <w:tcW w:type="dxa" w:w="4933"/>
+          </w:tcPr>
+          <w:p>
+            <w:pPr>
+              <w:spacing w:after="40"/>
+            </w:pPr>
+            <w:r>
+              <w:rPr>
+                <w:rFonts w:ascii="Calibri" w:hAnsi="Calibri"/>
+                <w:sz w:val="18"/>
+              </w:rPr>
+              <w:t>Пробуют приложение и дают обратную связь</w:t>
+            </w:r>
+          </w:p>
+        </w:tc>
+        <w:tc>
+          <w:tcPr>
+            <w:tcW w:type="dxa" w:w="4933"/>
+          </w:tcPr>
+          <w:p>
+            <w:pPr>
+              <w:spacing w:after="40"/>
+            </w:pPr>
+            <w:r>
+              <w:rPr>
+                <w:rFonts w:ascii="Calibri" w:hAnsi="Calibri"/>
+                <w:sz w:val="18"/>
+              </w:rPr>
+              <w:t>Игроки пилота</w:t>
+            </w:r>
+          </w:p>
+        </w:tc>
+      </w:tr>
+    </w:tbl>
+    <w:p/>
+    <w:p>
+      <w:r>
+        <w:br w:type="page"/>
+      </w:r>
+    </w:p>
+    <w:p>
+      <w:pPr>
+        <w:pStyle w:val="Heading2"/>
+      </w:pPr>
+      <w:r>
+        <w:t>Матрица RACI</w:t>
+      </w:r>
+    </w:p>
+    <w:p>
+      <w:r>
+        <w:t>R - делает работу; A - отвечает за итог и утверждает его; C - консультирует до решения; I - получает информацию о результате. Знак '-' означает, что роль не участвует.</w:t>
+      </w:r>
+    </w:p>
+    <w:p>
+      <w:r>
+        <w:t>В каждой строке ровно один A и хотя бы один R. A/R означает, что роль выполняет работу и отвечает за итог.</w:t>
+      </w:r>
+    </w:p>
+    <w:tbl>
+      <w:tblPr>
+        <w:tblStyle w:val="TableGrid"/>
+        <w:tblW w:type="auto" w:w="0"/>
+        <w:jc w:val="center"/>
+        <w:tblLayout w:type="fixed"/>
+        <w:tblLook w:firstColumn="1" w:firstRow="1" w:lastColumn="0" w:lastRow="0" w:noHBand="0" w:noVBand="1" w:val="04A0"/>
+      </w:tblPr>
+      <w:tblGrid>
+        <w:gridCol w:w="907"/>
+        <w:gridCol w:w="4706"/>
+        <w:gridCol w:w="1531"/>
+        <w:gridCol w:w="1531"/>
+        <w:gridCol w:w="1531"/>
+        <w:gridCol w:w="1531"/>
+        <w:gridCol w:w="1531"/>
+        <w:gridCol w:w="1531"/>
+      </w:tblGrid>
+      <w:tr>
+        <w:trPr>
+          <w:tblHeader w:val="true"/>
+          <w:cantSplit/>
+        </w:trPr>
+        <w:tc>
+          <w:tcPr>
+            <w:tcW w:type="dxa" w:w="907"/>
+          </w:tcPr>
+          <w:p>
+            <w:pPr>
+              <w:spacing w:after="40"/>
+            </w:pPr>
+            <w:r>
+              <w:rPr>
+                <w:rFonts w:ascii="Calibri" w:hAnsi="Calibri"/>
+                <w:b/>
+                <w:sz w:val="18"/>
+              </w:rPr>
+              <w:t>WBS</w:t>
+            </w:r>
+          </w:p>
+        </w:tc>
+        <w:tc>
+          <w:tcPr>
+            <w:tcW w:type="dxa" w:w="4706"/>
+          </w:tcPr>
+          <w:p>
+            <w:pPr>
+              <w:spacing w:after="40"/>
+            </w:pPr>
+            <w:r>
+              <w:rPr>
+                <w:rFonts w:ascii="Calibri" w:hAnsi="Calibri"/>
+                <w:b/>
+                <w:sz w:val="18"/>
+              </w:rPr>
+              <w:t>Работа / решение</w:t>
+            </w:r>
+          </w:p>
+        </w:tc>
+        <w:tc>
+          <w:tcPr>
+            <w:tcW w:type="dxa" w:w="1531"/>
+          </w:tcPr>
+          <w:p>
+            <w:pPr>
+              <w:spacing w:after="40"/>
+              <w:jc w:val="center"/>
+            </w:pPr>
+            <w:r>
+              <w:rPr>
+                <w:rFonts w:ascii="Calibri" w:hAnsi="Calibri"/>
+                <w:b/>
+                <w:sz w:val="18"/>
+              </w:rPr>
+              <w:t>PM</w:t>
+            </w:r>
+          </w:p>
+        </w:tc>
+        <w:tc>
+          <w:tcPr>
+            <w:tcW w:type="dxa" w:w="1531"/>
+          </w:tcPr>
+          <w:p>
+            <w:pPr>
+              <w:spacing w:after="40"/>
+              <w:jc w:val="center"/>
+            </w:pPr>
+            <w:r>
+              <w:rPr>
+                <w:rFonts w:ascii="Calibri" w:hAnsi="Calibri"/>
+                <w:b/>
+                <w:sz w:val="18"/>
+              </w:rPr>
+              <w:t>ML</w:t>
+            </w:r>
+          </w:p>
+        </w:tc>
+        <w:tc>
+          <w:tcPr>
+            <w:tcW w:type="dxa" w:w="1531"/>
+          </w:tcPr>
+          <w:p>
+            <w:pPr>
+              <w:spacing w:after="40"/>
+              <w:jc w:val="center"/>
+            </w:pPr>
+            <w:r>
+              <w:rPr>
+                <w:rFonts w:ascii="Calibri" w:hAnsi="Calibri"/>
+                <w:b/>
+                <w:sz w:val="18"/>
+              </w:rPr>
+              <w:t>DEV</w:t>
+            </w:r>
+          </w:p>
+        </w:tc>
+        <w:tc>
+          <w:tcPr>
+            <w:tcW w:type="dxa" w:w="1531"/>
+          </w:tcPr>
+          <w:p>
+            <w:pPr>
+              <w:spacing w:after="40"/>
+              <w:jc w:val="center"/>
+            </w:pPr>
+            <w:r>
+              <w:rPr>
+                <w:rFonts w:ascii="Calibri" w:hAnsi="Calibri"/>
+                <w:b/>
+                <w:sz w:val="18"/>
+              </w:rPr>
+              <w:t>QA</w:t>
+            </w:r>
+          </w:p>
+        </w:tc>
+        <w:tc>
+          <w:tcPr>
+            <w:tcW w:type="dxa" w:w="1531"/>
+          </w:tcPr>
+          <w:p>
+            <w:pPr>
+              <w:spacing w:after="40"/>
+              <w:jc w:val="center"/>
+            </w:pPr>
+            <w:r>
+              <w:rPr>
+                <w:rFonts w:ascii="Calibri" w:hAnsi="Calibri"/>
+                <w:b/>
+                <w:sz w:val="18"/>
+              </w:rPr>
+              <w:t>ПРЕП</w:t>
+            </w:r>
+          </w:p>
+        </w:tc>
+        <w:tc>
+          <w:tcPr>
+            <w:tcW w:type="dxa" w:w="1531"/>
+          </w:tcPr>
+          <w:p>
+            <w:pPr>
+              <w:spacing w:after="40"/>
+              <w:jc w:val="center"/>
+            </w:pPr>
+            <w:r>
+              <w:rPr>
+                <w:rFonts w:ascii="Calibri" w:hAnsi="Calibri"/>
+                <w:b/>
+                <w:sz w:val="18"/>
+              </w:rPr>
+              <w:t>ИГР</w:t>
+            </w:r>
+          </w:p>
+        </w:tc>
+      </w:tr>
+      <w:tr>
+        <w:trPr>
+          <w:cantSplit/>
+        </w:trPr>
+        <w:tc>
+          <w:tcPr>
+            <w:tcW w:type="dxa" w:w="907"/>
+          </w:tcPr>
+          <w:p>
+            <w:pPr>
+              <w:spacing w:after="40"/>
+            </w:pPr>
+            <w:r>
+              <w:rPr>
+                <w:rFonts w:ascii="Calibri" w:hAnsi="Calibri"/>
+                <w:sz w:val="18"/>
+              </w:rPr>
+              <w:t>1.1-1.3</w:t>
+            </w:r>
+          </w:p>
+        </w:tc>
+        <w:tc>
+          <w:tcPr>
+            <w:tcW w:type="dxa" w:w="4706"/>
+          </w:tcPr>
+          <w:p>
+            <w:pPr>
+              <w:spacing w:after="40"/>
+            </w:pPr>
+            <w:r>
+              <w:rPr>
+                <w:rFonts w:ascii="Calibri" w:hAnsi="Calibri"/>
+                <w:sz w:val="18"/>
+              </w:rPr>
+              <w:t>Паспорт, границы и ТЗ</w:t>
+            </w:r>
+          </w:p>
+        </w:tc>
+        <w:tc>
+          <w:tcPr>
+            <w:tcW w:type="dxa" w:w="1531"/>
+          </w:tcPr>
+          <w:p>
+            <w:pPr>
+              <w:spacing w:after="40"/>
+              <w:jc w:val="center"/>
+            </w:pPr>
+            <w:r>
+              <w:rPr>
+                <w:rFonts w:ascii="Calibri" w:hAnsi="Calibri"/>
+                <w:sz w:val="18"/>
+              </w:rPr>
+              <w:t>A/R</w:t>
+            </w:r>
+          </w:p>
+        </w:tc>
+        <w:tc>
+          <w:tcPr>
+            <w:tcW w:type="dxa" w:w="1531"/>
+          </w:tcPr>
+          <w:p>
+            <w:pPr>
+              <w:spacing w:after="40"/>
+              <w:jc w:val="center"/>
+            </w:pPr>
+            <w:r>
+              <w:rPr>
+                <w:rFonts w:ascii="Calibri" w:hAnsi="Calibri"/>
+                <w:sz w:val="18"/>
+              </w:rPr>
+              <w:t>C</w:t>
+            </w:r>
+          </w:p>
+        </w:tc>
+        <w:tc>
+          <w:tcPr>
+            <w:tcW w:type="dxa" w:w="1531"/>
+          </w:tcPr>
+          <w:p>
+            <w:pPr>
+              <w:spacing w:after="40"/>
+              <w:jc w:val="center"/>
+            </w:pPr>
+            <w:r>
+              <w:rPr>
+                <w:rFonts w:ascii="Calibri" w:hAnsi="Calibri"/>
+                <w:sz w:val="18"/>
+              </w:rPr>
+              <w:t>C</w:t>
+            </w:r>
+          </w:p>
+        </w:tc>
+        <w:tc>
+          <w:tcPr>
+            <w:tcW w:type="dxa" w:w="1531"/>
+          </w:tcPr>
+          <w:p>
+            <w:pPr>
+              <w:spacing w:after="40"/>
+              <w:jc w:val="center"/>
+            </w:pPr>
+            <w:r>
+              <w:rPr>
+                <w:rFonts w:ascii="Calibri" w:hAnsi="Calibri"/>
+                <w:sz w:val="18"/>
+              </w:rPr>
+              <w:t>I</w:t>
+            </w:r>
+          </w:p>
+        </w:tc>
+        <w:tc>
+          <w:tcPr>
+            <w:tcW w:type="dxa" w:w="1531"/>
+          </w:tcPr>
+          <w:p>
+            <w:pPr>
+              <w:spacing w:after="40"/>
+              <w:jc w:val="center"/>
+            </w:pPr>
+            <w:r>
+              <w:rPr>
+                <w:rFonts w:ascii="Calibri" w:hAnsi="Calibri"/>
+                <w:sz w:val="18"/>
+              </w:rPr>
+              <w:t>C</w:t>
+            </w:r>
+          </w:p>
+        </w:tc>
+        <w:tc>
+          <w:tcPr>
+            <w:tcW w:type="dxa" w:w="1531"/>
+          </w:tcPr>
+          <w:p>
+            <w:pPr>
+              <w:spacing w:after="40"/>
+              <w:jc w:val="center"/>
+            </w:pPr>
+            <w:r>
+              <w:rPr>
+                <w:rFonts w:ascii="Calibri" w:hAnsi="Calibri"/>
+                <w:sz w:val="18"/>
+              </w:rPr>
+              <w:t>I</w:t>
+            </w:r>
+          </w:p>
+        </w:tc>
+      </w:tr>
+      <w:tr>
+        <w:trPr>
+          <w:cantSplit/>
+        </w:trPr>
+        <w:tc>
+          <w:tcPr>
+            <w:tcW w:type="dxa" w:w="907"/>
+          </w:tcPr>
+          <w:p>
+            <w:pPr>
+              <w:spacing w:after="40"/>
+            </w:pPr>
+            <w:r>
+              <w:rPr>
+                <w:rFonts w:ascii="Calibri" w:hAnsi="Calibri"/>
+                <w:sz w:val="18"/>
+              </w:rPr>
+              <w:t>2.1</w:t>
+            </w:r>
+          </w:p>
+        </w:tc>
+        <w:tc>
+          <w:tcPr>
+            <w:tcW w:type="dxa" w:w="4706"/>
+          </w:tcPr>
+          <w:p>
+            <w:pPr>
+              <w:spacing w:after="40"/>
+            </w:pPr>
+            <w:r>
+              <w:rPr>
+                <w:rFonts w:ascii="Calibri" w:hAnsi="Calibri"/>
+                <w:sz w:val="18"/>
+              </w:rPr>
+              <w:t>Схема сырых попыток</w:t>
+            </w:r>
+          </w:p>
+        </w:tc>
+        <w:tc>
+          <w:tcPr>
+            <w:tcW w:type="dxa" w:w="1531"/>
+          </w:tcPr>
+          <w:p>
+            <w:pPr>
+              <w:spacing w:after="40"/>
+              <w:jc w:val="center"/>
+            </w:pPr>
+            <w:r>
+              <w:rPr>
+                <w:rFonts w:ascii="Calibri" w:hAnsi="Calibri"/>
+                <w:sz w:val="18"/>
+              </w:rPr>
+              <w:t>I</w:t>
+            </w:r>
+          </w:p>
+        </w:tc>
+        <w:tc>
+          <w:tcPr>
+            <w:tcW w:type="dxa" w:w="1531"/>
+          </w:tcPr>
+          <w:p>
+            <w:pPr>
+              <w:spacing w:after="40"/>
+              <w:jc w:val="center"/>
+            </w:pPr>
+            <w:r>
+              <w:rPr>
+                <w:rFonts w:ascii="Calibri" w:hAnsi="Calibri"/>
+                <w:sz w:val="18"/>
+              </w:rPr>
+              <w:t>A</w:t>
+            </w:r>
+          </w:p>
+        </w:tc>
+        <w:tc>
+          <w:tcPr>
+            <w:tcW w:type="dxa" w:w="1531"/>
+          </w:tcPr>
+          <w:p>
+            <w:pPr>
+              <w:spacing w:after="40"/>
+              <w:jc w:val="center"/>
+            </w:pPr>
+            <w:r>
+              <w:rPr>
+                <w:rFonts w:ascii="Calibri" w:hAnsi="Calibri"/>
+                <w:sz w:val="18"/>
+              </w:rPr>
+              <w:t>R</w:t>
+            </w:r>
+          </w:p>
+        </w:tc>
+        <w:tc>
+          <w:tcPr>
+            <w:tcW w:type="dxa" w:w="1531"/>
+          </w:tcPr>
+          <w:p>
+            <w:pPr>
+              <w:spacing w:after="40"/>
+              <w:jc w:val="center"/>
+            </w:pPr>
+            <w:r>
+              <w:rPr>
+                <w:rFonts w:ascii="Calibri" w:hAnsi="Calibri"/>
+                <w:sz w:val="18"/>
+              </w:rPr>
+              <w:t>C</w:t>
+            </w:r>
+          </w:p>
+        </w:tc>
+        <w:tc>
+          <w:tcPr>
+            <w:tcW w:type="dxa" w:w="1531"/>
+          </w:tcPr>
+          <w:p>
+            <w:pPr>
+              <w:spacing w:after="40"/>
+              <w:jc w:val="center"/>
+            </w:pPr>
+            <w:r>
+              <w:rPr>
+                <w:rFonts w:ascii="Calibri" w:hAnsi="Calibri"/>
+                <w:sz w:val="18"/>
+              </w:rPr>
+              <w:t>-</w:t>
+            </w:r>
+          </w:p>
+        </w:tc>
+        <w:tc>
+          <w:tcPr>
+            <w:tcW w:type="dxa" w:w="1531"/>
+          </w:tcPr>
+          <w:p>
+            <w:pPr>
+              <w:spacing w:after="40"/>
+              <w:jc w:val="center"/>
+            </w:pPr>
+            <w:r>
+              <w:rPr>
+                <w:rFonts w:ascii="Calibri" w:hAnsi="Calibri"/>
+                <w:sz w:val="18"/>
+              </w:rPr>
+              <w:t>-</w:t>
+            </w:r>
+          </w:p>
+        </w:tc>
+      </w:tr>
+      <w:tr>
+        <w:trPr>
+          <w:cantSplit/>
+        </w:trPr>
+        <w:tc>
+          <w:tcPr>
+            <w:tcW w:type="dxa" w:w="907"/>
+          </w:tcPr>
+          <w:p>
+            <w:pPr>
+              <w:spacing w:after="40"/>
+            </w:pPr>
+            <w:r>
+              <w:rPr>
+                <w:rFonts w:ascii="Calibri" w:hAnsi="Calibri"/>
+                <w:sz w:val="18"/>
+              </w:rPr>
+              <w:t>2.2</w:t>
+            </w:r>
+          </w:p>
+        </w:tc>
+        <w:tc>
+          <w:tcPr>
+            <w:tcW w:type="dxa" w:w="4706"/>
+          </w:tcPr>
+          <w:p>
+            <w:pPr>
+              <w:spacing w:after="40"/>
+            </w:pPr>
+            <w:r>
+              <w:rPr>
+                <w:rFonts w:ascii="Calibri" w:hAnsi="Calibri"/>
+                <w:sz w:val="18"/>
+              </w:rPr>
+              <w:t>Проверка импорта API и карт</w:t>
+            </w:r>
+          </w:p>
+        </w:tc>
+        <w:tc>
+          <w:tcPr>
+            <w:tcW w:type="dxa" w:w="1531"/>
+          </w:tcPr>
+          <w:p>
+            <w:pPr>
+              <w:spacing w:after="40"/>
+              <w:jc w:val="center"/>
+            </w:pPr>
+            <w:r>
+              <w:rPr>
+                <w:rFonts w:ascii="Calibri" w:hAnsi="Calibri"/>
+                <w:sz w:val="18"/>
+              </w:rPr>
+              <w:t>I</w:t>
+            </w:r>
+          </w:p>
+        </w:tc>
+        <w:tc>
+          <w:tcPr>
+            <w:tcW w:type="dxa" w:w="1531"/>
+          </w:tcPr>
+          <w:p>
+            <w:pPr>
+              <w:spacing w:after="40"/>
+              <w:jc w:val="center"/>
+            </w:pPr>
+            <w:r>
+              <w:rPr>
+                <w:rFonts w:ascii="Calibri" w:hAnsi="Calibri"/>
+                <w:sz w:val="18"/>
+              </w:rPr>
+              <w:t>C</w:t>
+            </w:r>
+          </w:p>
+        </w:tc>
+        <w:tc>
+          <w:tcPr>
+            <w:tcW w:type="dxa" w:w="1531"/>
+          </w:tcPr>
+          <w:p>
+            <w:pPr>
+              <w:spacing w:after="40"/>
+              <w:jc w:val="center"/>
+            </w:pPr>
+            <w:r>
+              <w:rPr>
+                <w:rFonts w:ascii="Calibri" w:hAnsi="Calibri"/>
+                <w:sz w:val="18"/>
+              </w:rPr>
+              <w:t>A/R</w:t>
+            </w:r>
+          </w:p>
+        </w:tc>
+        <w:tc>
+          <w:tcPr>
+            <w:tcW w:type="dxa" w:w="1531"/>
+          </w:tcPr>
+          <w:p>
+            <w:pPr>
+              <w:spacing w:after="40"/>
+              <w:jc w:val="center"/>
+            </w:pPr>
+            <w:r>
+              <w:rPr>
+                <w:rFonts w:ascii="Calibri" w:hAnsi="Calibri"/>
+                <w:sz w:val="18"/>
+              </w:rPr>
+              <w:t>R</w:t>
+            </w:r>
+          </w:p>
+        </w:tc>
+        <w:tc>
+          <w:tcPr>
+            <w:tcW w:type="dxa" w:w="1531"/>
+          </w:tcPr>
+          <w:p>
+            <w:pPr>
+              <w:spacing w:after="40"/>
+              <w:jc w:val="center"/>
+            </w:pPr>
+            <w:r>
+              <w:rPr>
+                <w:rFonts w:ascii="Calibri" w:hAnsi="Calibri"/>
+                <w:sz w:val="18"/>
+              </w:rPr>
+              <w:t>-</w:t>
+            </w:r>
+          </w:p>
+        </w:tc>
+        <w:tc>
+          <w:tcPr>
+            <w:tcW w:type="dxa" w:w="1531"/>
+          </w:tcPr>
+          <w:p>
+            <w:pPr>
+              <w:spacing w:after="40"/>
+              <w:jc w:val="center"/>
+            </w:pPr>
+            <w:r>
+              <w:rPr>
+                <w:rFonts w:ascii="Calibri" w:hAnsi="Calibri"/>
+                <w:sz w:val="18"/>
+              </w:rPr>
+              <w:t>-</w:t>
+            </w:r>
+          </w:p>
+        </w:tc>
+      </w:tr>
+      <w:tr>
+        <w:trPr>
+          <w:cantSplit/>
+        </w:trPr>
+        <w:tc>
+          <w:tcPr>
+            <w:tcW w:type="dxa" w:w="907"/>
+          </w:tcPr>
+          <w:p>
+            <w:pPr>
+              <w:spacing w:after="40"/>
+            </w:pPr>
+            <w:r>
+              <w:rPr>
+                <w:rFonts w:ascii="Calibri" w:hAnsi="Calibri"/>
+                <w:sz w:val="18"/>
+              </w:rPr>
+              <w:t>2.3</w:t>
+            </w:r>
+          </w:p>
+        </w:tc>
+        <w:tc>
+          <w:tcPr>
+            <w:tcW w:type="dxa" w:w="4706"/>
+          </w:tcPr>
+          <w:p>
+            <w:pPr>
+              <w:spacing w:after="40"/>
+            </w:pPr>
+            <w:r>
+              <w:rPr>
+                <w:rFonts w:ascii="Calibri" w:hAnsi="Calibri"/>
+                <w:sz w:val="18"/>
+              </w:rPr>
+              <w:t>Договориться о передаче попыток</w:t>
+            </w:r>
+          </w:p>
+        </w:tc>
+        <w:tc>
+          <w:tcPr>
+            <w:tcW w:type="dxa" w:w="1531"/>
+          </w:tcPr>
+          <w:p>
+            <w:pPr>
+              <w:spacing w:after="40"/>
+              <w:jc w:val="center"/>
+            </w:pPr>
+            <w:r>
+              <w:rPr>
+                <w:rFonts w:ascii="Calibri" w:hAnsi="Calibri"/>
+                <w:sz w:val="18"/>
+              </w:rPr>
+              <w:t>A/R</w:t>
+            </w:r>
+          </w:p>
+        </w:tc>
+        <w:tc>
+          <w:tcPr>
+            <w:tcW w:type="dxa" w:w="1531"/>
+          </w:tcPr>
+          <w:p>
+            <w:pPr>
+              <w:spacing w:after="40"/>
+              <w:jc w:val="center"/>
+            </w:pPr>
+            <w:r>
+              <w:rPr>
+                <w:rFonts w:ascii="Calibri" w:hAnsi="Calibri"/>
+                <w:sz w:val="18"/>
+              </w:rPr>
+              <w:t>C</w:t>
+            </w:r>
+          </w:p>
+        </w:tc>
+        <w:tc>
+          <w:tcPr>
+            <w:tcW w:type="dxa" w:w="1531"/>
+          </w:tcPr>
+          <w:p>
+            <w:pPr>
+              <w:spacing w:after="40"/>
+              <w:jc w:val="center"/>
+            </w:pPr>
+            <w:r>
+              <w:rPr>
+                <w:rFonts w:ascii="Calibri" w:hAnsi="Calibri"/>
+                <w:sz w:val="18"/>
+              </w:rPr>
+              <w:t>I</w:t>
+            </w:r>
+          </w:p>
+        </w:tc>
+        <w:tc>
+          <w:tcPr>
+            <w:tcW w:type="dxa" w:w="1531"/>
+          </w:tcPr>
+          <w:p>
+            <w:pPr>
+              <w:spacing w:after="40"/>
+              <w:jc w:val="center"/>
+            </w:pPr>
+            <w:r>
+              <w:rPr>
+                <w:rFonts w:ascii="Calibri" w:hAnsi="Calibri"/>
+                <w:sz w:val="18"/>
+              </w:rPr>
+              <w:t>C</w:t>
+            </w:r>
+          </w:p>
+        </w:tc>
+        <w:tc>
+          <w:tcPr>
+            <w:tcW w:type="dxa" w:w="1531"/>
+          </w:tcPr>
+          <w:p>
+            <w:pPr>
+              <w:spacing w:after="40"/>
+              <w:jc w:val="center"/>
+            </w:pPr>
+            <w:r>
+              <w:rPr>
+                <w:rFonts w:ascii="Calibri" w:hAnsi="Calibri"/>
+                <w:sz w:val="18"/>
+              </w:rPr>
+              <w:t>I</w:t>
+            </w:r>
+          </w:p>
+        </w:tc>
+        <w:tc>
+          <w:tcPr>
+            <w:tcW w:type="dxa" w:w="1531"/>
+          </w:tcPr>
+          <w:p>
+            <w:pPr>
+              <w:spacing w:after="40"/>
+              <w:jc w:val="center"/>
+            </w:pPr>
+            <w:r>
+              <w:rPr>
+                <w:rFonts w:ascii="Calibri" w:hAnsi="Calibri"/>
+                <w:sz w:val="18"/>
+              </w:rPr>
+              <w:t>C</w:t>
+            </w:r>
+          </w:p>
+        </w:tc>
+      </w:tr>
+      <w:tr>
+        <w:trPr>
+          <w:cantSplit/>
+        </w:trPr>
+        <w:tc>
+          <w:tcPr>
+            <w:tcW w:type="dxa" w:w="907"/>
+          </w:tcPr>
+          <w:p>
+            <w:pPr>
+              <w:spacing w:after="40"/>
+            </w:pPr>
+            <w:r>
+              <w:rPr>
+                <w:rFonts w:ascii="Calibri" w:hAnsi="Calibri"/>
+                <w:sz w:val="18"/>
+              </w:rPr>
+              <w:t>2.4</w:t>
+            </w:r>
+          </w:p>
+        </w:tc>
+        <w:tc>
+          <w:tcPr>
+            <w:tcW w:type="dxa" w:w="4706"/>
+          </w:tcPr>
+          <w:p>
+            <w:pPr>
+              <w:spacing w:after="40"/>
+            </w:pPr>
+            <w:r>
+              <w:rPr>
+                <w:rFonts w:ascii="Calibri" w:hAnsi="Calibri"/>
+                <w:sz w:val="18"/>
+              </w:rPr>
+              <w:t>Собрать попытки добровольцев</w:t>
+            </w:r>
+          </w:p>
+        </w:tc>
+        <w:tc>
+          <w:tcPr>
+            <w:tcW w:type="dxa" w:w="1531"/>
+          </w:tcPr>
+          <w:p>
+            <w:pPr>
+              <w:spacing w:after="40"/>
+              <w:jc w:val="center"/>
+            </w:pPr>
+            <w:r>
+              <w:rPr>
+                <w:rFonts w:ascii="Calibri" w:hAnsi="Calibri"/>
+                <w:sz w:val="18"/>
+              </w:rPr>
+              <w:t>I</w:t>
+            </w:r>
+          </w:p>
+        </w:tc>
+        <w:tc>
+          <w:tcPr>
+            <w:tcW w:type="dxa" w:w="1531"/>
+          </w:tcPr>
+          <w:p>
+            <w:pPr>
+              <w:spacing w:after="40"/>
+              <w:jc w:val="center"/>
+            </w:pPr>
+            <w:r>
+              <w:rPr>
+                <w:rFonts w:ascii="Calibri" w:hAnsi="Calibri"/>
+                <w:sz w:val="18"/>
+              </w:rPr>
+              <w:t>C</w:t>
+            </w:r>
+          </w:p>
+        </w:tc>
+        <w:tc>
+          <w:tcPr>
+            <w:tcW w:type="dxa" w:w="1531"/>
+          </w:tcPr>
+          <w:p>
+            <w:pPr>
+              <w:spacing w:after="40"/>
+              <w:jc w:val="center"/>
+            </w:pPr>
+            <w:r>
+              <w:rPr>
+                <w:rFonts w:ascii="Calibri" w:hAnsi="Calibri"/>
+                <w:sz w:val="18"/>
+              </w:rPr>
+              <w:t>C</w:t>
+            </w:r>
+          </w:p>
+        </w:tc>
+        <w:tc>
+          <w:tcPr>
+            <w:tcW w:type="dxa" w:w="1531"/>
+          </w:tcPr>
+          <w:p>
+            <w:pPr>
+              <w:spacing w:after="40"/>
+              <w:jc w:val="center"/>
+            </w:pPr>
+            <w:r>
+              <w:rPr>
+                <w:rFonts w:ascii="Calibri" w:hAnsi="Calibri"/>
+                <w:sz w:val="18"/>
+              </w:rPr>
+              <w:t>A/R</w:t>
+            </w:r>
+          </w:p>
+        </w:tc>
+        <w:tc>
+          <w:tcPr>
+            <w:tcW w:type="dxa" w:w="1531"/>
+          </w:tcPr>
+          <w:p>
+            <w:pPr>
+              <w:spacing w:after="40"/>
+              <w:jc w:val="center"/>
+            </w:pPr>
+            <w:r>
+              <w:rPr>
+                <w:rFonts w:ascii="Calibri" w:hAnsi="Calibri"/>
+                <w:sz w:val="18"/>
+              </w:rPr>
+              <w:t>I</w:t>
+            </w:r>
+          </w:p>
+        </w:tc>
+        <w:tc>
+          <w:tcPr>
+            <w:tcW w:type="dxa" w:w="1531"/>
+          </w:tcPr>
+          <w:p>
+            <w:pPr>
+              <w:spacing w:after="40"/>
+              <w:jc w:val="center"/>
+            </w:pPr>
+            <w:r>
+              <w:rPr>
+                <w:rFonts w:ascii="Calibri" w:hAnsi="Calibri"/>
+                <w:sz w:val="18"/>
+              </w:rPr>
+              <w:t>C</w:t>
+            </w:r>
+          </w:p>
+        </w:tc>
+      </w:tr>
+      <w:tr>
+        <w:trPr>
+          <w:cantSplit/>
+        </w:trPr>
+        <w:tc>
+          <w:tcPr>
+            <w:tcW w:type="dxa" w:w="907"/>
+          </w:tcPr>
+          <w:p>
+            <w:pPr>
+              <w:spacing w:after="40"/>
+            </w:pPr>
+            <w:r>
+              <w:rPr>
+                <w:rFonts w:ascii="Calibri" w:hAnsi="Calibri"/>
+                <w:sz w:val="18"/>
+              </w:rPr>
+              <w:t>2.5</w:t>
+            </w:r>
+          </w:p>
+        </w:tc>
+        <w:tc>
+          <w:tcPr>
+            <w:tcW w:type="dxa" w:w="4706"/>
+          </w:tcPr>
+          <w:p>
+            <w:pPr>
+              <w:spacing w:after="40"/>
+            </w:pPr>
+            <w:r>
+              <w:rPr>
+                <w:rFonts w:ascii="Calibri" w:hAnsi="Calibri"/>
+                <w:sz w:val="18"/>
+              </w:rPr>
+              <w:t>Очистить и проверить данные</w:t>
+            </w:r>
+          </w:p>
+        </w:tc>
+        <w:tc>
+          <w:tcPr>
+            <w:tcW w:type="dxa" w:w="1531"/>
+          </w:tcPr>
+          <w:p>
+            <w:pPr>
+              <w:spacing w:after="40"/>
+              <w:jc w:val="center"/>
+            </w:pPr>
+            <w:r>
+              <w:rPr>
+                <w:rFonts w:ascii="Calibri" w:hAnsi="Calibri"/>
+                <w:sz w:val="18"/>
+              </w:rPr>
+              <w:t>I</w:t>
+            </w:r>
+          </w:p>
+        </w:tc>
+        <w:tc>
+          <w:tcPr>
+            <w:tcW w:type="dxa" w:w="1531"/>
+          </w:tcPr>
+          <w:p>
+            <w:pPr>
+              <w:spacing w:after="40"/>
+              <w:jc w:val="center"/>
+            </w:pPr>
+            <w:r>
+              <w:rPr>
+                <w:rFonts w:ascii="Calibri" w:hAnsi="Calibri"/>
+                <w:sz w:val="18"/>
+              </w:rPr>
+              <w:t>A/R</w:t>
+            </w:r>
+          </w:p>
+        </w:tc>
+        <w:tc>
+          <w:tcPr>
+            <w:tcW w:type="dxa" w:w="1531"/>
+          </w:tcPr>
+          <w:p>
+            <w:pPr>
+              <w:spacing w:after="40"/>
+              <w:jc w:val="center"/>
+            </w:pPr>
+            <w:r>
+              <w:rPr>
+                <w:rFonts w:ascii="Calibri" w:hAnsi="Calibri"/>
+                <w:sz w:val="18"/>
+              </w:rPr>
+              <w:t>C</w:t>
+            </w:r>
+          </w:p>
+        </w:tc>
+        <w:tc>
+          <w:tcPr>
+            <w:tcW w:type="dxa" w:w="1531"/>
+          </w:tcPr>
+          <w:p>
+            <w:pPr>
+              <w:spacing w:after="40"/>
+              <w:jc w:val="center"/>
+            </w:pPr>
+            <w:r>
+              <w:rPr>
+                <w:rFonts w:ascii="Calibri" w:hAnsi="Calibri"/>
+                <w:sz w:val="18"/>
+              </w:rPr>
+              <w:t>C</w:t>
+            </w:r>
+          </w:p>
+        </w:tc>
+        <w:tc>
+          <w:tcPr>
+            <w:tcW w:type="dxa" w:w="1531"/>
+          </w:tcPr>
+          <w:p>
+            <w:pPr>
+              <w:spacing w:after="40"/>
+              <w:jc w:val="center"/>
+            </w:pPr>
+            <w:r>
+              <w:rPr>
+                <w:rFonts w:ascii="Calibri" w:hAnsi="Calibri"/>
+                <w:sz w:val="18"/>
+              </w:rPr>
+              <w:t>I</w:t>
+            </w:r>
+          </w:p>
+        </w:tc>
+        <w:tc>
+          <w:tcPr>
+            <w:tcW w:type="dxa" w:w="1531"/>
+          </w:tcPr>
+          <w:p>
+            <w:pPr>
+              <w:spacing w:after="40"/>
+              <w:jc w:val="center"/>
+            </w:pPr>
+            <w:r>
+              <w:rPr>
+                <w:rFonts w:ascii="Calibri" w:hAnsi="Calibri"/>
+                <w:sz w:val="18"/>
+              </w:rPr>
+              <w:t>I</w:t>
+            </w:r>
+          </w:p>
+        </w:tc>
+      </w:tr>
+      <w:tr>
+        <w:trPr>
+          <w:cantSplit/>
+        </w:trPr>
+        <w:tc>
+          <w:tcPr>
+            <w:tcW w:type="dxa" w:w="907"/>
+          </w:tcPr>
+          <w:p>
+            <w:pPr>
+              <w:spacing w:after="40"/>
+            </w:pPr>
+            <w:r>
+              <w:rPr>
+                <w:rFonts w:ascii="Calibri" w:hAnsi="Calibri"/>
+                <w:sz w:val="18"/>
+              </w:rPr>
+              <w:t>3.1</w:t>
+            </w:r>
+          </w:p>
+        </w:tc>
+        <w:tc>
+          <w:tcPr>
+            <w:tcW w:type="dxa" w:w="4706"/>
+          </w:tcPr>
+          <w:p>
+            <w:pPr>
+              <w:spacing w:after="40"/>
+            </w:pPr>
+            <w:r>
+              <w:rPr>
+                <w:rFonts w:ascii="Calibri" w:hAnsi="Calibri"/>
+                <w:sz w:val="18"/>
+              </w:rPr>
+              <w:t>Скиллсеты и признаки</w:t>
+            </w:r>
+          </w:p>
+        </w:tc>
+        <w:tc>
+          <w:tcPr>
+            <w:tcW w:type="dxa" w:w="1531"/>
+          </w:tcPr>
+          <w:p>
+            <w:pPr>
+              <w:spacing w:after="40"/>
+              <w:jc w:val="center"/>
+            </w:pPr>
+            <w:r>
+              <w:rPr>
+                <w:rFonts w:ascii="Calibri" w:hAnsi="Calibri"/>
+                <w:sz w:val="18"/>
+              </w:rPr>
+              <w:t>I</w:t>
+            </w:r>
+          </w:p>
+        </w:tc>
+        <w:tc>
+          <w:tcPr>
+            <w:tcW w:type="dxa" w:w="1531"/>
+          </w:tcPr>
+          <w:p>
+            <w:pPr>
+              <w:spacing w:after="40"/>
+              <w:jc w:val="center"/>
+            </w:pPr>
+            <w:r>
+              <w:rPr>
+                <w:rFonts w:ascii="Calibri" w:hAnsi="Calibri"/>
+                <w:sz w:val="18"/>
+              </w:rPr>
+              <w:t>A/R</w:t>
+            </w:r>
+          </w:p>
+        </w:tc>
+        <w:tc>
+          <w:tcPr>
+            <w:tcW w:type="dxa" w:w="1531"/>
+          </w:tcPr>
+          <w:p>
+            <w:pPr>
+              <w:spacing w:after="40"/>
+              <w:jc w:val="center"/>
+            </w:pPr>
+            <w:r>
+              <w:rPr>
+                <w:rFonts w:ascii="Calibri" w:hAnsi="Calibri"/>
+                <w:sz w:val="18"/>
+              </w:rPr>
+              <w:t>C</w:t>
+            </w:r>
+          </w:p>
+        </w:tc>
+        <w:tc>
+          <w:tcPr>
+            <w:tcW w:type="dxa" w:w="1531"/>
+          </w:tcPr>
+          <w:p>
+            <w:pPr>
+              <w:spacing w:after="40"/>
+              <w:jc w:val="center"/>
+            </w:pPr>
+            <w:r>
+              <w:rPr>
+                <w:rFonts w:ascii="Calibri" w:hAnsi="Calibri"/>
+                <w:sz w:val="18"/>
+              </w:rPr>
+              <w:t>C</w:t>
+            </w:r>
+          </w:p>
+        </w:tc>
+        <w:tc>
+          <w:tcPr>
+            <w:tcW w:type="dxa" w:w="1531"/>
+          </w:tcPr>
+          <w:p>
+            <w:pPr>
+              <w:spacing w:after="40"/>
+              <w:jc w:val="center"/>
+            </w:pPr>
+            <w:r>
+              <w:rPr>
+                <w:rFonts w:ascii="Calibri" w:hAnsi="Calibri"/>
+                <w:sz w:val="18"/>
+              </w:rPr>
+              <w:t>I</w:t>
+            </w:r>
+          </w:p>
+        </w:tc>
+        <w:tc>
+          <w:tcPr>
+            <w:tcW w:type="dxa" w:w="1531"/>
+          </w:tcPr>
+          <w:p>
+            <w:pPr>
+              <w:spacing w:after="40"/>
+              <w:jc w:val="center"/>
+            </w:pPr>
+            <w:r>
+              <w:rPr>
+                <w:rFonts w:ascii="Calibri" w:hAnsi="Calibri"/>
+                <w:sz w:val="18"/>
+              </w:rPr>
+              <w:t>C</w:t>
+            </w:r>
+          </w:p>
+        </w:tc>
+      </w:tr>
+      <w:tr>
+        <w:trPr>
+          <w:cantSplit/>
+        </w:trPr>
+        <w:tc>
+          <w:tcPr>
+            <w:tcW w:type="dxa" w:w="907"/>
+          </w:tcPr>
+          <w:p>
+            <w:pPr>
+              <w:spacing w:after="40"/>
+            </w:pPr>
+            <w:r>
+              <w:rPr>
+                <w:rFonts w:ascii="Calibri" w:hAnsi="Calibri"/>
+                <w:sz w:val="18"/>
+              </w:rPr>
+              <w:t>3.2-3.3</w:t>
+            </w:r>
+          </w:p>
+        </w:tc>
+        <w:tc>
+          <w:tcPr>
+            <w:tcW w:type="dxa" w:w="4706"/>
+          </w:tcPr>
+          <w:p>
+            <w:pPr>
+              <w:spacing w:after="40"/>
+            </w:pPr>
+            <w:r>
+              <w:rPr>
+                <w:rFonts w:ascii="Calibri" w:hAnsi="Calibri"/>
+                <w:sz w:val="18"/>
+              </w:rPr>
+              <w:t>Профиль и сложность карты</w:t>
+            </w:r>
+          </w:p>
+        </w:tc>
+        <w:tc>
+          <w:tcPr>
+            <w:tcW w:type="dxa" w:w="1531"/>
+          </w:tcPr>
+          <w:p>
+            <w:pPr>
+              <w:spacing w:after="40"/>
+              <w:jc w:val="center"/>
+            </w:pPr>
+            <w:r>
+              <w:rPr>
+                <w:rFonts w:ascii="Calibri" w:hAnsi="Calibri"/>
+                <w:sz w:val="18"/>
+              </w:rPr>
+              <w:t>I</w:t>
+            </w:r>
+          </w:p>
+        </w:tc>
+        <w:tc>
+          <w:tcPr>
+            <w:tcW w:type="dxa" w:w="1531"/>
+          </w:tcPr>
+          <w:p>
+            <w:pPr>
+              <w:spacing w:after="40"/>
+              <w:jc w:val="center"/>
+            </w:pPr>
+            <w:r>
+              <w:rPr>
+                <w:rFonts w:ascii="Calibri" w:hAnsi="Calibri"/>
+                <w:sz w:val="18"/>
+              </w:rPr>
+              <w:t>A/R</w:t>
+            </w:r>
+          </w:p>
+        </w:tc>
+        <w:tc>
+          <w:tcPr>
+            <w:tcW w:type="dxa" w:w="1531"/>
+          </w:tcPr>
+          <w:p>
+            <w:pPr>
+              <w:spacing w:after="40"/>
+              <w:jc w:val="center"/>
+            </w:pPr>
+            <w:r>
+              <w:rPr>
+                <w:rFonts w:ascii="Calibri" w:hAnsi="Calibri"/>
+                <w:sz w:val="18"/>
+              </w:rPr>
+              <w:t>R</w:t>
+            </w:r>
+          </w:p>
+        </w:tc>
+        <w:tc>
+          <w:tcPr>
+            <w:tcW w:type="dxa" w:w="1531"/>
+          </w:tcPr>
+          <w:p>
+            <w:pPr>
+              <w:spacing w:after="40"/>
+              <w:jc w:val="center"/>
+            </w:pPr>
+            <w:r>
+              <w:rPr>
+                <w:rFonts w:ascii="Calibri" w:hAnsi="Calibri"/>
+                <w:sz w:val="18"/>
+              </w:rPr>
+              <w:t>C</w:t>
+            </w:r>
+          </w:p>
+        </w:tc>
+        <w:tc>
+          <w:tcPr>
+            <w:tcW w:type="dxa" w:w="1531"/>
+          </w:tcPr>
+          <w:p>
+            <w:pPr>
+              <w:spacing w:after="40"/>
+              <w:jc w:val="center"/>
+            </w:pPr>
+            <w:r>
+              <w:rPr>
+                <w:rFonts w:ascii="Calibri" w:hAnsi="Calibri"/>
+                <w:sz w:val="18"/>
+              </w:rPr>
+              <w:t>-</w:t>
+            </w:r>
+          </w:p>
+        </w:tc>
+        <w:tc>
+          <w:tcPr>
+            <w:tcW w:type="dxa" w:w="1531"/>
+          </w:tcPr>
+          <w:p>
+            <w:pPr>
+              <w:spacing w:after="40"/>
+              <w:jc w:val="center"/>
+            </w:pPr>
+            <w:r>
+              <w:rPr>
+                <w:rFonts w:ascii="Calibri" w:hAnsi="Calibri"/>
+                <w:sz w:val="18"/>
+              </w:rPr>
+              <w:t>C</w:t>
+            </w:r>
+          </w:p>
+        </w:tc>
+      </w:tr>
+      <w:tr>
+        <w:trPr>
+          <w:cantSplit/>
+        </w:trPr>
+        <w:tc>
+          <w:tcPr>
+            <w:tcW w:type="dxa" w:w="907"/>
+          </w:tcPr>
+          <w:p>
+            <w:pPr>
+              <w:spacing w:after="40"/>
+            </w:pPr>
+            <w:r>
+              <w:rPr>
+                <w:rFonts w:ascii="Calibri" w:hAnsi="Calibri"/>
+                <w:sz w:val="18"/>
+              </w:rPr>
+              <w:t>3.4-3.5</w:t>
+            </w:r>
+          </w:p>
+        </w:tc>
+        <w:tc>
+          <w:tcPr>
+            <w:tcW w:type="dxa" w:w="4706"/>
+          </w:tcPr>
+          <w:p>
+            <w:pPr>
+              <w:spacing w:after="40"/>
+            </w:pPr>
+            <w:r>
+              <w:rPr>
+                <w:rFonts w:ascii="Calibri" w:hAnsi="Calibri"/>
+                <w:sz w:val="18"/>
+              </w:rPr>
+              <w:t>Модели pass и accuracy</w:t>
+            </w:r>
+          </w:p>
+        </w:tc>
+        <w:tc>
+          <w:tcPr>
+            <w:tcW w:type="dxa" w:w="1531"/>
+          </w:tcPr>
+          <w:p>
+            <w:pPr>
+              <w:spacing w:after="40"/>
+              <w:jc w:val="center"/>
+            </w:pPr>
+            <w:r>
+              <w:rPr>
+                <w:rFonts w:ascii="Calibri" w:hAnsi="Calibri"/>
+                <w:sz w:val="18"/>
+              </w:rPr>
+              <w:t>I</w:t>
+            </w:r>
+          </w:p>
+        </w:tc>
+        <w:tc>
+          <w:tcPr>
+            <w:tcW w:type="dxa" w:w="1531"/>
+          </w:tcPr>
+          <w:p>
+            <w:pPr>
+              <w:spacing w:after="40"/>
+              <w:jc w:val="center"/>
+            </w:pPr>
+            <w:r>
+              <w:rPr>
+                <w:rFonts w:ascii="Calibri" w:hAnsi="Calibri"/>
+                <w:sz w:val="18"/>
+              </w:rPr>
+              <w:t>A/R</w:t>
+            </w:r>
+          </w:p>
+        </w:tc>
+        <w:tc>
+          <w:tcPr>
+            <w:tcW w:type="dxa" w:w="1531"/>
+          </w:tcPr>
+          <w:p>
+            <w:pPr>
+              <w:spacing w:after="40"/>
+              <w:jc w:val="center"/>
+            </w:pPr>
+            <w:r>
+              <w:rPr>
+                <w:rFonts w:ascii="Calibri" w:hAnsi="Calibri"/>
+                <w:sz w:val="18"/>
+              </w:rPr>
+              <w:t>R</w:t>
+            </w:r>
+          </w:p>
+        </w:tc>
+        <w:tc>
+          <w:tcPr>
+            <w:tcW w:type="dxa" w:w="1531"/>
+          </w:tcPr>
+          <w:p>
+            <w:pPr>
+              <w:spacing w:after="40"/>
+              <w:jc w:val="center"/>
+            </w:pPr>
+            <w:r>
+              <w:rPr>
+                <w:rFonts w:ascii="Calibri" w:hAnsi="Calibri"/>
+                <w:sz w:val="18"/>
+              </w:rPr>
+              <w:t>C</w:t>
+            </w:r>
+          </w:p>
+        </w:tc>
+        <w:tc>
+          <w:tcPr>
+            <w:tcW w:type="dxa" w:w="1531"/>
+          </w:tcPr>
+          <w:p>
+            <w:pPr>
+              <w:spacing w:after="40"/>
+              <w:jc w:val="center"/>
+            </w:pPr>
+            <w:r>
+              <w:rPr>
+                <w:rFonts w:ascii="Calibri" w:hAnsi="Calibri"/>
+                <w:sz w:val="18"/>
+              </w:rPr>
+              <w:t>I</w:t>
+            </w:r>
+          </w:p>
+        </w:tc>
+        <w:tc>
+          <w:tcPr>
+            <w:tcW w:type="dxa" w:w="1531"/>
+          </w:tcPr>
+          <w:p>
+            <w:pPr>
+              <w:spacing w:after="40"/>
+              <w:jc w:val="center"/>
+            </w:pPr>
+            <w:r>
+              <w:rPr>
+                <w:rFonts w:ascii="Calibri" w:hAnsi="Calibri"/>
+                <w:sz w:val="18"/>
+              </w:rPr>
+              <w:t>-</w:t>
+            </w:r>
+          </w:p>
+        </w:tc>
+      </w:tr>
+      <w:tr>
+        <w:trPr>
+          <w:cantSplit/>
+        </w:trPr>
+        <w:tc>
+          <w:tcPr>
+            <w:tcW w:type="dxa" w:w="907"/>
+          </w:tcPr>
+          <w:p>
+            <w:pPr>
+              <w:spacing w:after="40"/>
+            </w:pPr>
+            <w:r>
+              <w:rPr>
+                <w:rFonts w:ascii="Calibri" w:hAnsi="Calibri"/>
+                <w:sz w:val="18"/>
+              </w:rPr>
+              <w:t>4.1-4.2</w:t>
+            </w:r>
+          </w:p>
+        </w:tc>
+        <w:tc>
+          <w:tcPr>
+            <w:tcW w:type="dxa" w:w="4706"/>
+          </w:tcPr>
+          <w:p>
+            <w:pPr>
+              <w:spacing w:after="40"/>
+            </w:pPr>
+            <w:r>
+              <w:rPr>
+                <w:rFonts w:ascii="Calibri" w:hAnsi="Calibri"/>
+                <w:sz w:val="18"/>
+              </w:rPr>
+              <w:t>Интерфейс и интеграция</w:t>
+            </w:r>
+          </w:p>
+        </w:tc>
+        <w:tc>
+          <w:tcPr>
+            <w:tcW w:type="dxa" w:w="1531"/>
+          </w:tcPr>
+          <w:p>
+            <w:pPr>
+              <w:spacing w:after="40"/>
+              <w:jc w:val="center"/>
+            </w:pPr>
+            <w:r>
+              <w:rPr>
+                <w:rFonts w:ascii="Calibri" w:hAnsi="Calibri"/>
+                <w:sz w:val="18"/>
+              </w:rPr>
+              <w:t>I</w:t>
+            </w:r>
+          </w:p>
+        </w:tc>
+        <w:tc>
+          <w:tcPr>
+            <w:tcW w:type="dxa" w:w="1531"/>
+          </w:tcPr>
+          <w:p>
+            <w:pPr>
+              <w:spacing w:after="40"/>
+              <w:jc w:val="center"/>
+            </w:pPr>
+            <w:r>
+              <w:rPr>
+                <w:rFonts w:ascii="Calibri" w:hAnsi="Calibri"/>
+                <w:sz w:val="18"/>
+              </w:rPr>
+              <w:t>C</w:t>
+            </w:r>
+          </w:p>
+        </w:tc>
+        <w:tc>
+          <w:tcPr>
+            <w:tcW w:type="dxa" w:w="1531"/>
+          </w:tcPr>
+          <w:p>
+            <w:pPr>
+              <w:spacing w:after="40"/>
+              <w:jc w:val="center"/>
+            </w:pPr>
+            <w:r>
+              <w:rPr>
+                <w:rFonts w:ascii="Calibri" w:hAnsi="Calibri"/>
+                <w:sz w:val="18"/>
+              </w:rPr>
+              <w:t>A/R</w:t>
+            </w:r>
+          </w:p>
+        </w:tc>
+        <w:tc>
+          <w:tcPr>
+            <w:tcW w:type="dxa" w:w="1531"/>
+          </w:tcPr>
+          <w:p>
+            <w:pPr>
+              <w:spacing w:after="40"/>
+              <w:jc w:val="center"/>
+            </w:pPr>
+            <w:r>
+              <w:rPr>
+                <w:rFonts w:ascii="Calibri" w:hAnsi="Calibri"/>
+                <w:sz w:val="18"/>
+              </w:rPr>
+              <w:t>C</w:t>
+            </w:r>
+          </w:p>
+        </w:tc>
+        <w:tc>
+          <w:tcPr>
+            <w:tcW w:type="dxa" w:w="1531"/>
+          </w:tcPr>
+          <w:p>
+            <w:pPr>
+              <w:spacing w:after="40"/>
+              <w:jc w:val="center"/>
+            </w:pPr>
+            <w:r>
+              <w:rPr>
+                <w:rFonts w:ascii="Calibri" w:hAnsi="Calibri"/>
+                <w:sz w:val="18"/>
+              </w:rPr>
+              <w:t>-</w:t>
+            </w:r>
+          </w:p>
+        </w:tc>
+        <w:tc>
+          <w:tcPr>
+            <w:tcW w:type="dxa" w:w="1531"/>
+          </w:tcPr>
+          <w:p>
+            <w:pPr>
+              <w:spacing w:after="40"/>
+              <w:jc w:val="center"/>
+            </w:pPr>
+            <w:r>
+              <w:rPr>
+                <w:rFonts w:ascii="Calibri" w:hAnsi="Calibri"/>
+                <w:sz w:val="18"/>
+              </w:rPr>
+              <w:t>C</w:t>
+            </w:r>
+          </w:p>
+        </w:tc>
+      </w:tr>
+      <w:tr>
+        <w:trPr>
+          <w:cantSplit/>
+        </w:trPr>
+        <w:tc>
+          <w:tcPr>
+            <w:tcW w:type="dxa" w:w="907"/>
+          </w:tcPr>
+          <w:p>
+            <w:pPr>
+              <w:spacing w:after="40"/>
+            </w:pPr>
+            <w:r>
+              <w:rPr>
+                <w:rFonts w:ascii="Calibri" w:hAnsi="Calibri"/>
+                <w:sz w:val="18"/>
+              </w:rPr>
+              <w:t>5.1</w:t>
+            </w:r>
+          </w:p>
+        </w:tc>
+        <w:tc>
+          <w:tcPr>
+            <w:tcW w:type="dxa" w:w="4706"/>
+          </w:tcPr>
+          <w:p>
+            <w:pPr>
+              <w:spacing w:after="40"/>
+            </w:pPr>
+            <w:r>
+              <w:rPr>
+                <w:rFonts w:ascii="Calibri" w:hAnsi="Calibri"/>
+                <w:sz w:val="18"/>
+              </w:rPr>
+              <w:t>Автоматические тесты</w:t>
+            </w:r>
+          </w:p>
+        </w:tc>
+        <w:tc>
+          <w:tcPr>
+            <w:tcW w:type="dxa" w:w="1531"/>
+          </w:tcPr>
+          <w:p>
+            <w:pPr>
+              <w:spacing w:after="40"/>
+              <w:jc w:val="center"/>
+            </w:pPr>
+            <w:r>
+              <w:rPr>
+                <w:rFonts w:ascii="Calibri" w:hAnsi="Calibri"/>
+                <w:sz w:val="18"/>
+              </w:rPr>
+              <w:t>I</w:t>
+            </w:r>
+          </w:p>
+        </w:tc>
+        <w:tc>
+          <w:tcPr>
+            <w:tcW w:type="dxa" w:w="1531"/>
+          </w:tcPr>
+          <w:p>
+            <w:pPr>
+              <w:spacing w:after="40"/>
+              <w:jc w:val="center"/>
+            </w:pPr>
+            <w:r>
+              <w:rPr>
+                <w:rFonts w:ascii="Calibri" w:hAnsi="Calibri"/>
+                <w:sz w:val="18"/>
+              </w:rPr>
+              <w:t>R</w:t>
+            </w:r>
+          </w:p>
+        </w:tc>
+        <w:tc>
+          <w:tcPr>
+            <w:tcW w:type="dxa" w:w="1531"/>
+          </w:tcPr>
+          <w:p>
+            <w:pPr>
+              <w:spacing w:after="40"/>
+              <w:jc w:val="center"/>
+            </w:pPr>
+            <w:r>
+              <w:rPr>
+                <w:rFonts w:ascii="Calibri" w:hAnsi="Calibri"/>
+                <w:sz w:val="18"/>
+              </w:rPr>
+              <w:t>R</w:t>
+            </w:r>
+          </w:p>
+        </w:tc>
+        <w:tc>
+          <w:tcPr>
+            <w:tcW w:type="dxa" w:w="1531"/>
+          </w:tcPr>
+          <w:p>
+            <w:pPr>
+              <w:spacing w:after="40"/>
+              <w:jc w:val="center"/>
+            </w:pPr>
+            <w:r>
+              <w:rPr>
+                <w:rFonts w:ascii="Calibri" w:hAnsi="Calibri"/>
+                <w:sz w:val="18"/>
+              </w:rPr>
+              <w:t>A/R</w:t>
+            </w:r>
+          </w:p>
+        </w:tc>
+        <w:tc>
+          <w:tcPr>
+            <w:tcW w:type="dxa" w:w="1531"/>
+          </w:tcPr>
+          <w:p>
+            <w:pPr>
+              <w:spacing w:after="40"/>
+              <w:jc w:val="center"/>
+            </w:pPr>
+            <w:r>
+              <w:rPr>
+                <w:rFonts w:ascii="Calibri" w:hAnsi="Calibri"/>
+                <w:sz w:val="18"/>
+              </w:rPr>
+              <w:t>-</w:t>
+            </w:r>
+          </w:p>
+        </w:tc>
+        <w:tc>
+          <w:tcPr>
+            <w:tcW w:type="dxa" w:w="1531"/>
+          </w:tcPr>
+          <w:p>
+            <w:pPr>
+              <w:spacing w:after="40"/>
+              <w:jc w:val="center"/>
+            </w:pPr>
+            <w:r>
+              <w:rPr>
+                <w:rFonts w:ascii="Calibri" w:hAnsi="Calibri"/>
+                <w:sz w:val="18"/>
+              </w:rPr>
+              <w:t>-</w:t>
+            </w:r>
+          </w:p>
+        </w:tc>
+      </w:tr>
+      <w:tr>
+        <w:trPr>
+          <w:cantSplit/>
+        </w:trPr>
+        <w:tc>
+          <w:tcPr>
+            <w:tcW w:type="dxa" w:w="907"/>
+          </w:tcPr>
+          <w:p>
+            <w:pPr>
+              <w:spacing w:after="40"/>
+            </w:pPr>
+            <w:r>
+              <w:rPr>
+                <w:rFonts w:ascii="Calibri" w:hAnsi="Calibri"/>
+                <w:sz w:val="18"/>
+              </w:rPr>
+              <w:t>5.2-5.3</w:t>
+            </w:r>
+          </w:p>
+        </w:tc>
+        <w:tc>
+          <w:tcPr>
+            <w:tcW w:type="dxa" w:w="4706"/>
+          </w:tcPr>
+          <w:p>
+            <w:pPr>
+              <w:spacing w:after="40"/>
+            </w:pPr>
+            <w:r>
+              <w:rPr>
+                <w:rFonts w:ascii="Calibri" w:hAnsi="Calibri"/>
+                <w:sz w:val="18"/>
+              </w:rPr>
+              <w:t>Пилот и оценка качества</w:t>
+            </w:r>
+          </w:p>
+        </w:tc>
+        <w:tc>
+          <w:tcPr>
+            <w:tcW w:type="dxa" w:w="1531"/>
+          </w:tcPr>
+          <w:p>
+            <w:pPr>
+              <w:spacing w:after="40"/>
+              <w:jc w:val="center"/>
+            </w:pPr>
+            <w:r>
+              <w:rPr>
+                <w:rFonts w:ascii="Calibri" w:hAnsi="Calibri"/>
+                <w:sz w:val="18"/>
+              </w:rPr>
+              <w:t>I</w:t>
+            </w:r>
+          </w:p>
+        </w:tc>
+        <w:tc>
+          <w:tcPr>
+            <w:tcW w:type="dxa" w:w="1531"/>
+          </w:tcPr>
+          <w:p>
+            <w:pPr>
+              <w:spacing w:after="40"/>
+              <w:jc w:val="center"/>
+            </w:pPr>
+            <w:r>
+              <w:rPr>
+                <w:rFonts w:ascii="Calibri" w:hAnsi="Calibri"/>
+                <w:sz w:val="18"/>
+              </w:rPr>
+              <w:t>R</w:t>
+            </w:r>
+          </w:p>
+        </w:tc>
+        <w:tc>
+          <w:tcPr>
+            <w:tcW w:type="dxa" w:w="1531"/>
+          </w:tcPr>
+          <w:p>
+            <w:pPr>
+              <w:spacing w:after="40"/>
+              <w:jc w:val="center"/>
+            </w:pPr>
+            <w:r>
+              <w:rPr>
+                <w:rFonts w:ascii="Calibri" w:hAnsi="Calibri"/>
+                <w:sz w:val="18"/>
+              </w:rPr>
+              <w:t>C</w:t>
+            </w:r>
+          </w:p>
+        </w:tc>
+        <w:tc>
+          <w:tcPr>
+            <w:tcW w:type="dxa" w:w="1531"/>
+          </w:tcPr>
+          <w:p>
+            <w:pPr>
+              <w:spacing w:after="40"/>
+              <w:jc w:val="center"/>
+            </w:pPr>
+            <w:r>
+              <w:rPr>
+                <w:rFonts w:ascii="Calibri" w:hAnsi="Calibri"/>
+                <w:sz w:val="18"/>
+              </w:rPr>
+              <w:t>A/R</w:t>
+            </w:r>
+          </w:p>
+        </w:tc>
+        <w:tc>
+          <w:tcPr>
+            <w:tcW w:type="dxa" w:w="1531"/>
+          </w:tcPr>
+          <w:p>
+            <w:pPr>
+              <w:spacing w:after="40"/>
+              <w:jc w:val="center"/>
+            </w:pPr>
+            <w:r>
+              <w:rPr>
+                <w:rFonts w:ascii="Calibri" w:hAnsi="Calibri"/>
+                <w:sz w:val="18"/>
+              </w:rPr>
+              <w:t>I</w:t>
+            </w:r>
+          </w:p>
+        </w:tc>
+        <w:tc>
+          <w:tcPr>
+            <w:tcW w:type="dxa" w:w="1531"/>
+          </w:tcPr>
+          <w:p>
+            <w:pPr>
+              <w:spacing w:after="40"/>
+              <w:jc w:val="center"/>
+            </w:pPr>
+            <w:r>
+              <w:rPr>
+                <w:rFonts w:ascii="Calibri" w:hAnsi="Calibri"/>
+                <w:sz w:val="18"/>
+              </w:rPr>
+              <w:t>C</w:t>
+            </w:r>
+          </w:p>
+        </w:tc>
+      </w:tr>
+      <w:tr>
+        <w:trPr>
+          <w:cantSplit/>
+        </w:trPr>
+        <w:tc>
+          <w:tcPr>
+            <w:tcW w:type="dxa" w:w="907"/>
+          </w:tcPr>
+          <w:p>
+            <w:pPr>
+              <w:spacing w:after="40"/>
+            </w:pPr>
+            <w:r>
+              <w:rPr>
+                <w:rFonts w:ascii="Calibri" w:hAnsi="Calibri"/>
+                <w:sz w:val="18"/>
+              </w:rPr>
+              <w:t>6.1</w:t>
+            </w:r>
+          </w:p>
+        </w:tc>
+        <w:tc>
+          <w:tcPr>
+            <w:tcW w:type="dxa" w:w="4706"/>
+          </w:tcPr>
+          <w:p>
+            <w:pPr>
+              <w:spacing w:after="40"/>
+            </w:pPr>
+            <w:r>
+              <w:rPr>
+                <w:rFonts w:ascii="Calibri" w:hAnsi="Calibri"/>
+                <w:sz w:val="18"/>
+              </w:rPr>
+              <w:t>Документы и передача</w:t>
+            </w:r>
+          </w:p>
+        </w:tc>
+        <w:tc>
+          <w:tcPr>
+            <w:tcW w:type="dxa" w:w="1531"/>
+          </w:tcPr>
+          <w:p>
+            <w:pPr>
+              <w:spacing w:after="40"/>
+              <w:jc w:val="center"/>
+            </w:pPr>
+            <w:r>
+              <w:rPr>
+                <w:rFonts w:ascii="Calibri" w:hAnsi="Calibri"/>
+                <w:sz w:val="18"/>
+              </w:rPr>
+              <w:t>C</w:t>
+            </w:r>
+          </w:p>
+        </w:tc>
+        <w:tc>
+          <w:tcPr>
+            <w:tcW w:type="dxa" w:w="1531"/>
+          </w:tcPr>
+          <w:p>
+            <w:pPr>
+              <w:spacing w:after="40"/>
+              <w:jc w:val="center"/>
+            </w:pPr>
+            <w:r>
+              <w:rPr>
+                <w:rFonts w:ascii="Calibri" w:hAnsi="Calibri"/>
+                <w:sz w:val="18"/>
+              </w:rPr>
+              <w:t>C</w:t>
+            </w:r>
+          </w:p>
+        </w:tc>
+        <w:tc>
+          <w:tcPr>
+            <w:tcW w:type="dxa" w:w="1531"/>
+          </w:tcPr>
+          <w:p>
+            <w:pPr>
+              <w:spacing w:after="40"/>
+              <w:jc w:val="center"/>
+            </w:pPr>
+            <w:r>
+              <w:rPr>
+                <w:rFonts w:ascii="Calibri" w:hAnsi="Calibri"/>
+                <w:sz w:val="18"/>
+              </w:rPr>
+              <w:t>C</w:t>
+            </w:r>
+          </w:p>
+        </w:tc>
+        <w:tc>
+          <w:tcPr>
+            <w:tcW w:type="dxa" w:w="1531"/>
+          </w:tcPr>
+          <w:p>
+            <w:pPr>
+              <w:spacing w:after="40"/>
+              <w:jc w:val="center"/>
+            </w:pPr>
+            <w:r>
+              <w:rPr>
+                <w:rFonts w:ascii="Calibri" w:hAnsi="Calibri"/>
+                <w:sz w:val="18"/>
+              </w:rPr>
+              <w:t>A/R</w:t>
+            </w:r>
+          </w:p>
+        </w:tc>
+        <w:tc>
+          <w:tcPr>
+            <w:tcW w:type="dxa" w:w="1531"/>
+          </w:tcPr>
+          <w:p>
+            <w:pPr>
+              <w:spacing w:after="40"/>
+              <w:jc w:val="center"/>
+            </w:pPr>
+            <w:r>
+              <w:rPr>
+                <w:rFonts w:ascii="Calibri" w:hAnsi="Calibri"/>
+                <w:sz w:val="18"/>
+              </w:rPr>
+              <w:t>I</w:t>
+            </w:r>
+          </w:p>
+        </w:tc>
+        <w:tc>
+          <w:tcPr>
+            <w:tcW w:type="dxa" w:w="1531"/>
+          </w:tcPr>
+          <w:p>
+            <w:pPr>
+              <w:spacing w:after="40"/>
+              <w:jc w:val="center"/>
+            </w:pPr>
+            <w:r>
+              <w:rPr>
+                <w:rFonts w:ascii="Calibri" w:hAnsi="Calibri"/>
+                <w:sz w:val="18"/>
+              </w:rPr>
+              <w:t>-</w:t>
+            </w:r>
+          </w:p>
+        </w:tc>
+      </w:tr>
+      <w:tr>
+        <w:trPr>
+          <w:cantSplit/>
+        </w:trPr>
+        <w:tc>
+          <w:tcPr>
+            <w:tcW w:type="dxa" w:w="907"/>
+          </w:tcPr>
+          <w:p>
+            <w:pPr>
+              <w:spacing w:after="40"/>
+            </w:pPr>
+            <w:r>
+              <w:rPr>
+                <w:rFonts w:ascii="Calibri" w:hAnsi="Calibri"/>
+                <w:sz w:val="18"/>
+              </w:rPr>
+              <w:t>6.2</w:t>
+            </w:r>
+          </w:p>
+        </w:tc>
+        <w:tc>
+          <w:tcPr>
+            <w:tcW w:type="dxa" w:w="4706"/>
+          </w:tcPr>
+          <w:p>
+            <w:pPr>
+              <w:spacing w:after="40"/>
+            </w:pPr>
+            <w:r>
+              <w:rPr>
+                <w:rFonts w:ascii="Calibri" w:hAnsi="Calibri"/>
+                <w:sz w:val="18"/>
+              </w:rPr>
+              <w:t>Исправления и приемка заказчиком</w:t>
+            </w:r>
+          </w:p>
+        </w:tc>
+        <w:tc>
+          <w:tcPr>
+            <w:tcW w:type="dxa" w:w="1531"/>
+          </w:tcPr>
+          <w:p>
+            <w:pPr>
+              <w:spacing w:after="40"/>
+              <w:jc w:val="center"/>
+            </w:pPr>
+            <w:r>
+              <w:rPr>
+                <w:rFonts w:ascii="Calibri" w:hAnsi="Calibri"/>
+                <w:sz w:val="18"/>
+              </w:rPr>
+              <w:t>A/R</w:t>
+            </w:r>
+          </w:p>
+        </w:tc>
+        <w:tc>
+          <w:tcPr>
+            <w:tcW w:type="dxa" w:w="1531"/>
+          </w:tcPr>
+          <w:p>
+            <w:pPr>
+              <w:spacing w:after="40"/>
+              <w:jc w:val="center"/>
+            </w:pPr>
+            <w:r>
+              <w:rPr>
+                <w:rFonts w:ascii="Calibri" w:hAnsi="Calibri"/>
+                <w:sz w:val="18"/>
+              </w:rPr>
+              <w:t>I</w:t>
+            </w:r>
+          </w:p>
+        </w:tc>
+        <w:tc>
+          <w:tcPr>
+            <w:tcW w:type="dxa" w:w="1531"/>
+          </w:tcPr>
+          <w:p>
+            <w:pPr>
+              <w:spacing w:after="40"/>
+              <w:jc w:val="center"/>
+            </w:pPr>
+            <w:r>
+              <w:rPr>
+                <w:rFonts w:ascii="Calibri" w:hAnsi="Calibri"/>
+                <w:sz w:val="18"/>
+              </w:rPr>
+              <w:t>R</w:t>
+            </w:r>
+          </w:p>
+        </w:tc>
+        <w:tc>
+          <w:tcPr>
+            <w:tcW w:type="dxa" w:w="1531"/>
+          </w:tcPr>
+          <w:p>
+            <w:pPr>
+              <w:spacing w:after="40"/>
+              <w:jc w:val="center"/>
+            </w:pPr>
+            <w:r>
+              <w:rPr>
+                <w:rFonts w:ascii="Calibri" w:hAnsi="Calibri"/>
+                <w:sz w:val="18"/>
+              </w:rPr>
+              <w:t>R</w:t>
+            </w:r>
+          </w:p>
+        </w:tc>
+        <w:tc>
+          <w:tcPr>
+            <w:tcW w:type="dxa" w:w="1531"/>
+          </w:tcPr>
+          <w:p>
+            <w:pPr>
+              <w:spacing w:after="40"/>
+              <w:jc w:val="center"/>
+            </w:pPr>
+            <w:r>
+              <w:rPr>
+                <w:rFonts w:ascii="Calibri" w:hAnsi="Calibri"/>
+                <w:sz w:val="18"/>
+              </w:rPr>
+              <w:t>I</w:t>
+            </w:r>
+          </w:p>
+        </w:tc>
+        <w:tc>
+          <w:tcPr>
+            <w:tcW w:type="dxa" w:w="1531"/>
+          </w:tcPr>
+          <w:p>
+            <w:pPr>
+              <w:spacing w:after="40"/>
+              <w:jc w:val="center"/>
+            </w:pPr>
+            <w:r>
+              <w:rPr>
+                <w:rFonts w:ascii="Calibri" w:hAnsi="Calibri"/>
+                <w:sz w:val="18"/>
+              </w:rPr>
+              <w:t>I</w:t>
+            </w:r>
+          </w:p>
+        </w:tc>
+      </w:tr>
+      <w:tr>
+        <w:trPr>
+          <w:cantSplit/>
+        </w:trPr>
+        <w:tc>
+          <w:tcPr>
+            <w:tcW w:type="dxa" w:w="907"/>
+          </w:tcPr>
+          <w:p>
+            <w:pPr>
+              <w:spacing w:after="40"/>
+            </w:pPr>
+            <w:r>
+              <w:rPr>
+                <w:rFonts w:ascii="Calibri" w:hAnsi="Calibri"/>
+                <w:sz w:val="18"/>
+              </w:rPr>
+              <w:t>6.3</w:t>
+            </w:r>
+          </w:p>
+        </w:tc>
+        <w:tc>
+          <w:tcPr>
+            <w:tcW w:type="dxa" w:w="4706"/>
+          </w:tcPr>
+          <w:p>
+            <w:pPr>
+              <w:spacing w:after="40"/>
+            </w:pPr>
+            <w:r>
+              <w:rPr>
+                <w:rFonts w:ascii="Calibri" w:hAnsi="Calibri"/>
+                <w:sz w:val="18"/>
+              </w:rPr>
+              <w:t>Передача и проверка на курсе</w:t>
+            </w:r>
+          </w:p>
+        </w:tc>
+        <w:tc>
+          <w:tcPr>
+            <w:tcW w:type="dxa" w:w="1531"/>
+          </w:tcPr>
+          <w:p>
+            <w:pPr>
+              <w:spacing w:after="40"/>
+              <w:jc w:val="center"/>
+            </w:pPr>
+            <w:r>
+              <w:rPr>
+                <w:rFonts w:ascii="Calibri" w:hAnsi="Calibri"/>
+                <w:sz w:val="18"/>
+              </w:rPr>
+              <w:t>R</w:t>
+            </w:r>
+          </w:p>
+        </w:tc>
+        <w:tc>
+          <w:tcPr>
+            <w:tcW w:type="dxa" w:w="1531"/>
+          </w:tcPr>
+          <w:p>
+            <w:pPr>
+              <w:spacing w:after="40"/>
+              <w:jc w:val="center"/>
+            </w:pPr>
+            <w:r>
+              <w:rPr>
+                <w:rFonts w:ascii="Calibri" w:hAnsi="Calibri"/>
+                <w:sz w:val="18"/>
+              </w:rPr>
+              <w:t>I</w:t>
+            </w:r>
+          </w:p>
+        </w:tc>
+        <w:tc>
+          <w:tcPr>
+            <w:tcW w:type="dxa" w:w="1531"/>
+          </w:tcPr>
+          <w:p>
+            <w:pPr>
+              <w:spacing w:after="40"/>
+              <w:jc w:val="center"/>
+            </w:pPr>
+            <w:r>
+              <w:rPr>
+                <w:rFonts w:ascii="Calibri" w:hAnsi="Calibri"/>
+                <w:sz w:val="18"/>
+              </w:rPr>
+              <w:t>I</w:t>
+            </w:r>
+          </w:p>
+        </w:tc>
+        <w:tc>
+          <w:tcPr>
+            <w:tcW w:type="dxa" w:w="1531"/>
+          </w:tcPr>
+          <w:p>
+            <w:pPr>
+              <w:spacing w:after="40"/>
+              <w:jc w:val="center"/>
+            </w:pPr>
+            <w:r>
+              <w:rPr>
+                <w:rFonts w:ascii="Calibri" w:hAnsi="Calibri"/>
+                <w:sz w:val="18"/>
+              </w:rPr>
+              <w:t>R</w:t>
+            </w:r>
+          </w:p>
+        </w:tc>
+        <w:tc>
+          <w:tcPr>
+            <w:tcW w:type="dxa" w:w="1531"/>
+          </w:tcPr>
+          <w:p>
+            <w:pPr>
+              <w:spacing w:after="40"/>
+              <w:jc w:val="center"/>
+            </w:pPr>
+            <w:r>
+              <w:rPr>
+                <w:rFonts w:ascii="Calibri" w:hAnsi="Calibri"/>
+                <w:sz w:val="18"/>
+              </w:rPr>
+              <w:t>A</w:t>
+            </w:r>
+          </w:p>
+        </w:tc>
+        <w:tc>
+          <w:tcPr>
+            <w:tcW w:type="dxa" w:w="1531"/>
+          </w:tcPr>
+          <w:p>
+            <w:pPr>
+              <w:spacing w:after="40"/>
+              <w:jc w:val="center"/>
+            </w:pPr>
+            <w:r>
+              <w:rPr>
+                <w:rFonts w:ascii="Calibri" w:hAnsi="Calibri"/>
+                <w:sz w:val="18"/>
+              </w:rPr>
+              <w:t>I</w:t>
+            </w:r>
+          </w:p>
+        </w:tc>
+      </w:tr>
+    </w:tbl>
+    <w:p/>
+    <w:p>
+      <w:r>
+        <w:br w:type="page"/>
+      </w:r>
+    </w:p>
+    <w:p>
+      <w:pPr>
+        <w:pStyle w:val="Heading1"/>
+      </w:pPr>
+      <w:r>
+        <w:t>4. Журнал решений</w:t>
       </w:r>
     </w:p>
     <w:tbl>
